--- a/docs/Добрый_дом_Артефакты_MVP.docx
+++ b/docs/Добрый_дом_Артефакты_MVP.docx
@@ -251,7 +251,7 @@
                 <w:sz w:val="22"/>
                 <w:szCs w:val="22"/>
               </w:rPr>
-              <w:t xml:space="preserve">github.com/VitalyKruk/dobryi-dom, ветка main, коммит 5129626</w:t>
+              <w:t xml:space="preserve">github.com/VitalyKruk/dobryi-dom, ветка main, коммит 19a2cf9</w:t>
             </w:r>
           </w:p>
         </w:tc>
@@ -387,7 +387,7 @@
                 <w:sz w:val="22"/>
                 <w:szCs w:val="22"/>
               </w:rPr>
-              <w:t xml:space="preserve">06.10.2026, Docker-стенд (http://localhost:8081)</w:t>
+              <w:t xml:space="preserve">15.10.2026: прод https://dobryi-dom-s-hvostikamy.ru и Docker-стенд на чистых демо-данных</w:t>
             </w:r>
           </w:p>
         </w:tc>
@@ -455,7 +455,7 @@
                 <w:sz w:val="22"/>
                 <w:szCs w:val="22"/>
               </w:rPr>
-              <w:t xml:space="preserve">Код (server/, src/), README.md, PROMPT.md (исходное ТЗ), API /api/investors и /api/admin/analytics</w:t>
+              <w:t xml:space="preserve">Код (server/, src/), README.md, deploy/README.md, PROMPT.md (исходное ТЗ), PRD, API /api/investors и /api/admin/analytics</w:t>
             </w:r>
           </w:p>
         </w:tc>
@@ -1154,7 +1154,7 @@
                 <w:sz w:val="22"/>
                 <w:szCs w:val="22"/>
               </w:rPr>
-              <w:t xml:space="preserve">Рабочий прототип: фронтенд + REST API + хранилище, развёртывание в Docker, CI на GitHub Actions</w:t>
+              <w:t xml:space="preserve">Работает в проде с 14.10.2026 (https://dobryi-dom-s-hvostikamy.ru): фронтенд + REST API + Postgres, HTTPS, Docker, CI на GitHub Actions</w:t>
             </w:r>
           </w:p>
         </w:tc>
@@ -2024,7 +2024,7 @@
                 <w:sz w:val="22"/>
                 <w:szCs w:val="22"/>
               </w:rPr>
-              <w:t xml:space="preserve">nginx + API, данные в томе api-data</w:t>
+              <w:t xml:space="preserve">nginx + API + Postgres, данные в томе db-data</w:t>
             </w:r>
           </w:p>
         </w:tc>
@@ -2059,6 +2059,309 @@
                 <w:sz w:val="22"/>
                 <w:szCs w:val="22"/>
               </w:rPr>
+              <w:t xml:space="preserve">Прод</w:t>
+            </w:r>
+          </w:p>
+        </w:tc>
+        <w:tc>
+          <w:tcPr>
+            <w:tcW w:type="dxa" w:w="3326"/>
+            <w:tcBorders>
+              <w:top w:val="single" w:color="808080" w:sz="4"/>
+              <w:left w:val="single" w:color="808080" w:sz="4"/>
+              <w:bottom w:val="single" w:color="808080" w:sz="4"/>
+              <w:right w:val="single" w:color="808080" w:sz="4"/>
+            </w:tcBorders>
+            <w:tcMar>
+              <w:top w:type="dxa" w:w="60"/>
+              <w:left w:type="dxa" w:w="100"/>
+              <w:bottom w:type="dxa" w:w="60"/>
+              <w:right w:type="dxa" w:w="100"/>
+            </w:tcMar>
+            <w:vAlign w:val="center"/>
+          </w:tcPr>
+          <w:p>
+            <w:pPr>
+              <w:jc w:val="left"/>
+            </w:pPr>
+            <w:r>
+              <w:rPr>
+                <w:rFonts w:ascii="Times New Roman" w:cs="Times New Roman" w:eastAsia="Times New Roman" w:hAnsi="Times New Roman"/>
+                <w:b w:val="false"/>
+                <w:bCs w:val="false"/>
+                <w:sz w:val="22"/>
+                <w:szCs w:val="22"/>
+              </w:rPr>
+              <w:t xml:space="preserve">https://dobryi-dom-s-hvostikamy.ru</w:t>
+            </w:r>
+          </w:p>
+        </w:tc>
+        <w:tc>
+          <w:tcPr>
+            <w:tcW w:type="dxa" w:w="3743"/>
+            <w:tcBorders>
+              <w:top w:val="single" w:color="808080" w:sz="4"/>
+              <w:left w:val="single" w:color="808080" w:sz="4"/>
+              <w:bottom w:val="single" w:color="808080" w:sz="4"/>
+              <w:right w:val="single" w:color="808080" w:sz="4"/>
+            </w:tcBorders>
+            <w:tcMar>
+              <w:top w:type="dxa" w:w="60"/>
+              <w:left w:type="dxa" w:w="100"/>
+              <w:bottom w:type="dxa" w:w="60"/>
+              <w:right w:type="dxa" w:w="100"/>
+            </w:tcMar>
+            <w:vAlign w:val="center"/>
+          </w:tcPr>
+          <w:p>
+            <w:pPr>
+              <w:jc w:val="left"/>
+            </w:pPr>
+            <w:r>
+              <w:rPr>
+                <w:rFonts w:ascii="Times New Roman" w:cs="Times New Roman" w:eastAsia="Times New Roman" w:hAnsi="Times New Roman"/>
+                <w:b w:val="false"/>
+                <w:bCs w:val="false"/>
+                <w:sz w:val="22"/>
+                <w:szCs w:val="22"/>
+              </w:rPr>
+              <w:t xml:space="preserve">HTTPS (Caddy, Let's Encrypt), демо-вход выключен; выкатка — deploy/README.md</w:t>
+            </w:r>
+          </w:p>
+        </w:tc>
+      </w:tr>
+      <w:tr>
+        <w:tc>
+          <w:tcPr>
+            <w:tcW w:type="dxa" w:w="2286"/>
+            <w:tcBorders>
+              <w:top w:val="single" w:color="808080" w:sz="4"/>
+              <w:left w:val="single" w:color="808080" w:sz="4"/>
+              <w:bottom w:val="single" w:color="808080" w:sz="4"/>
+              <w:right w:val="single" w:color="808080" w:sz="4"/>
+            </w:tcBorders>
+            <w:tcMar>
+              <w:top w:type="dxa" w:w="60"/>
+              <w:left w:type="dxa" w:w="100"/>
+              <w:bottom w:type="dxa" w:w="60"/>
+              <w:right w:type="dxa" w:w="100"/>
+            </w:tcMar>
+            <w:vAlign w:val="center"/>
+          </w:tcPr>
+          <w:p>
+            <w:pPr>
+              <w:jc w:val="left"/>
+            </w:pPr>
+            <w:r>
+              <w:rPr>
+                <w:rFonts w:ascii="Times New Roman" w:cs="Times New Roman" w:eastAsia="Times New Roman" w:hAnsi="Times New Roman"/>
+                <w:b w:val="false"/>
+                <w:bCs w:val="false"/>
+                <w:sz w:val="22"/>
+                <w:szCs w:val="22"/>
+              </w:rPr>
+              <w:t xml:space="preserve">Демо без сервера</w:t>
+            </w:r>
+          </w:p>
+        </w:tc>
+        <w:tc>
+          <w:tcPr>
+            <w:tcW w:type="dxa" w:w="3326"/>
+            <w:tcBorders>
+              <w:top w:val="single" w:color="808080" w:sz="4"/>
+              <w:left w:val="single" w:color="808080" w:sz="4"/>
+              <w:bottom w:val="single" w:color="808080" w:sz="4"/>
+              <w:right w:val="single" w:color="808080" w:sz="4"/>
+            </w:tcBorders>
+            <w:tcMar>
+              <w:top w:type="dxa" w:w="60"/>
+              <w:left w:type="dxa" w:w="100"/>
+              <w:bottom w:type="dxa" w:w="60"/>
+              <w:right w:type="dxa" w:w="100"/>
+            </w:tcMar>
+            <w:vAlign w:val="center"/>
+          </w:tcPr>
+          <w:p>
+            <w:pPr>
+              <w:jc w:val="left"/>
+            </w:pPr>
+            <w:r>
+              <w:rPr>
+                <w:rFonts w:ascii="Times New Roman" w:cs="Times New Roman" w:eastAsia="Times New Roman" w:hAnsi="Times New Roman"/>
+                <w:b w:val="false"/>
+                <w:bCs w:val="false"/>
+                <w:sz w:val="22"/>
+                <w:szCs w:val="22"/>
+              </w:rPr>
+              <w:t xml:space="preserve">https://claude.ai/artifact/BT6ryPppJeEBea38JWqscT</w:t>
+            </w:r>
+          </w:p>
+        </w:tc>
+        <w:tc>
+          <w:tcPr>
+            <w:tcW w:type="dxa" w:w="3743"/>
+            <w:tcBorders>
+              <w:top w:val="single" w:color="808080" w:sz="4"/>
+              <w:left w:val="single" w:color="808080" w:sz="4"/>
+              <w:bottom w:val="single" w:color="808080" w:sz="4"/>
+              <w:right w:val="single" w:color="808080" w:sz="4"/>
+            </w:tcBorders>
+            <w:tcMar>
+              <w:top w:type="dxa" w:w="60"/>
+              <w:left w:type="dxa" w:w="100"/>
+              <w:bottom w:type="dxa" w:w="60"/>
+              <w:right w:type="dxa" w:w="100"/>
+            </w:tcMar>
+            <w:vAlign w:val="center"/>
+          </w:tcPr>
+          <w:p>
+            <w:pPr>
+              <w:jc w:val="left"/>
+            </w:pPr>
+            <w:r>
+              <w:rPr>
+                <w:rFonts w:ascii="Times New Roman" w:cs="Times New Roman" w:eastAsia="Times New Roman" w:hAnsi="Times New Roman"/>
+                <w:b w:val="false"/>
+                <w:bCs w:val="false"/>
+                <w:sz w:val="22"/>
+                <w:szCs w:val="22"/>
+              </w:rPr>
+              <w:t xml:space="preserve">Весь сайт одной страницей, данные — в браузере; приватная ссылка</w:t>
+            </w:r>
+          </w:p>
+        </w:tc>
+      </w:tr>
+      <w:tr>
+        <w:tc>
+          <w:tcPr>
+            <w:tcW w:type="dxa" w:w="2286"/>
+            <w:tcBorders>
+              <w:top w:val="single" w:color="808080" w:sz="4"/>
+              <w:left w:val="single" w:color="808080" w:sz="4"/>
+              <w:bottom w:val="single" w:color="808080" w:sz="4"/>
+              <w:right w:val="single" w:color="808080" w:sz="4"/>
+            </w:tcBorders>
+            <w:tcMar>
+              <w:top w:type="dxa" w:w="60"/>
+              <w:left w:type="dxa" w:w="100"/>
+              <w:bottom w:type="dxa" w:w="60"/>
+              <w:right w:type="dxa" w:w="100"/>
+            </w:tcMar>
+            <w:vAlign w:val="center"/>
+          </w:tcPr>
+          <w:p>
+            <w:pPr>
+              <w:jc w:val="left"/>
+            </w:pPr>
+            <w:r>
+              <w:rPr>
+                <w:rFonts w:ascii="Times New Roman" w:cs="Times New Roman" w:eastAsia="Times New Roman" w:hAnsi="Times New Roman"/>
+                <w:b w:val="false"/>
+                <w:bCs w:val="false"/>
+                <w:sz w:val="22"/>
+                <w:szCs w:val="22"/>
+              </w:rPr>
+              <w:t xml:space="preserve">PRD</w:t>
+            </w:r>
+          </w:p>
+        </w:tc>
+        <w:tc>
+          <w:tcPr>
+            <w:tcW w:type="dxa" w:w="3326"/>
+            <w:tcBorders>
+              <w:top w:val="single" w:color="808080" w:sz="4"/>
+              <w:left w:val="single" w:color="808080" w:sz="4"/>
+              <w:bottom w:val="single" w:color="808080" w:sz="4"/>
+              <w:right w:val="single" w:color="808080" w:sz="4"/>
+            </w:tcBorders>
+            <w:tcMar>
+              <w:top w:type="dxa" w:w="60"/>
+              <w:left w:type="dxa" w:w="100"/>
+              <w:bottom w:type="dxa" w:w="60"/>
+              <w:right w:type="dxa" w:w="100"/>
+            </w:tcMar>
+            <w:vAlign w:val="center"/>
+          </w:tcPr>
+          <w:p>
+            <w:pPr>
+              <w:jc w:val="left"/>
+            </w:pPr>
+            <w:r>
+              <w:rPr>
+                <w:rFonts w:ascii="Times New Roman" w:cs="Times New Roman" w:eastAsia="Times New Roman" w:hAnsi="Times New Roman"/>
+                <w:b w:val="false"/>
+                <w:bCs w:val="false"/>
+                <w:sz w:val="22"/>
+                <w:szCs w:val="22"/>
+              </w:rPr>
+              <w:t xml:space="preserve">https://claude.ai/code/artifact/1d344de4-b216-4e37-9eed-7454fe37054f</w:t>
+            </w:r>
+          </w:p>
+        </w:tc>
+        <w:tc>
+          <w:tcPr>
+            <w:tcW w:type="dxa" w:w="3743"/>
+            <w:tcBorders>
+              <w:top w:val="single" w:color="808080" w:sz="4"/>
+              <w:left w:val="single" w:color="808080" w:sz="4"/>
+              <w:bottom w:val="single" w:color="808080" w:sz="4"/>
+              <w:right w:val="single" w:color="808080" w:sz="4"/>
+            </w:tcBorders>
+            <w:tcMar>
+              <w:top w:type="dxa" w:w="60"/>
+              <w:left w:type="dxa" w:w="100"/>
+              <w:bottom w:type="dxa" w:w="60"/>
+              <w:right w:type="dxa" w:w="100"/>
+            </w:tcMar>
+            <w:vAlign w:val="center"/>
+          </w:tcPr>
+          <w:p>
+            <w:pPr>
+              <w:jc w:val="left"/>
+            </w:pPr>
+            <w:r>
+              <w:rPr>
+                <w:rFonts w:ascii="Times New Roman" w:cs="Times New Roman" w:eastAsia="Times New Roman" w:hAnsi="Times New Roman"/>
+                <w:b w:val="false"/>
+                <w:bCs w:val="false"/>
+                <w:sz w:val="22"/>
+                <w:szCs w:val="22"/>
+              </w:rPr>
+              <w:t xml:space="preserve">Краткий PRD; цель — 60 дней от приюта до дома; приватная ссылка</w:t>
+            </w:r>
+          </w:p>
+        </w:tc>
+      </w:tr>
+      <w:tr>
+        <w:tc>
+          <w:tcPr>
+            <w:tcW w:type="dxa" w:w="2286"/>
+            <w:tcBorders>
+              <w:top w:val="single" w:color="808080" w:sz="4"/>
+              <w:left w:val="single" w:color="808080" w:sz="4"/>
+              <w:bottom w:val="single" w:color="808080" w:sz="4"/>
+              <w:right w:val="single" w:color="808080" w:sz="4"/>
+            </w:tcBorders>
+            <w:tcMar>
+              <w:top w:type="dxa" w:w="60"/>
+              <w:left w:type="dxa" w:w="100"/>
+              <w:bottom w:type="dxa" w:w="60"/>
+              <w:right w:type="dxa" w:w="100"/>
+            </w:tcMar>
+            <w:vAlign w:val="center"/>
+          </w:tcPr>
+          <w:p>
+            <w:pPr>
+              <w:jc w:val="left"/>
+            </w:pPr>
+            <w:r>
+              <w:rPr>
+                <w:rFonts w:ascii="Times New Roman" w:cs="Times New Roman" w:eastAsia="Times New Roman" w:hAnsi="Times New Roman"/>
+                <w:b w:val="false"/>
+                <w:bCs w:val="false"/>
+                <w:sz w:val="22"/>
+                <w:szCs w:val="22"/>
+              </w:rPr>
               <w:t xml:space="preserve">CI</w:t>
             </w:r>
           </w:p>
@@ -2125,7 +2428,7 @@
                 <w:sz w:val="22"/>
                 <w:szCs w:val="22"/>
               </w:rPr>
-              <w:t xml:space="preserve">Линтер, сборка, тесты API, образы, публикация в GHCR</w:t>
+              <w:t xml:space="preserve">5 линтеров, сборка, тесты API на JSON и Postgres, образы, публикация в GHCR</w:t>
             </w:r>
           </w:p>
         </w:tc>
@@ -2371,7 +2674,7 @@
         <w:rPr>
           <w:rFonts w:ascii="Times New Roman" w:cs="Times New Roman" w:eastAsia="Times New Roman" w:hAnsi="Times New Roman"/>
         </w:rPr>
-        <w:t xml:space="preserve">На демо-данных за 12 недель одобрено 19% рассмотренных заявок. Среди 38 отказов чаще всего: «Не удалось связаться» (8), «Съёмная квартира, хозяин против животных» (6), «Планировали держать питомца на улице» (5), «Кандидат часто в командировках» (4). Ещё 29 из 98 заявок в базе кандидаты отозвали сами.</w:t>
+        <w:t xml:space="preserve">На демо-данных за 12 недель одобрено 21% рассмотренных заявок. Среди 34 отказов чаще всего: «Выбрали семью, которая подошла чуть больше» (12), «Кандидат часто в командировках» (6), «Не удалось связаться» (4), «Съёмная квартира, хозяин против животных» (4), «Планировали держать питомца на улице» (3). Ещё 34 из 92 заявок в базе кандидаты отозвали сами.</w:t>
       </w:r>
     </w:p>
     <w:p>
@@ -3010,7 +3313,7 @@
                 <w:sz w:val="22"/>
                 <w:szCs w:val="22"/>
               </w:rPr>
-              <w:t xml:space="preserve">Руководитель / куратор приюта</w:t>
+              <w:t xml:space="preserve">Руководитель / куратор приюта; в команде два администратора</w:t>
             </w:r>
           </w:p>
         </w:tc>
@@ -3103,7 +3406,7 @@
           <w:iCs/>
           <w:color w:val="3A3630"/>
         </w:rPr>
-        <w:t xml:space="preserve">Факт из демо-данных: 95 из 98 заявок подано без аккаунта — основной сценарий проходит гость.</w:t>
+        <w:t xml:space="preserve">Факт из демо-данных: 89 из 92 заявок подано без аккаунта — основной сценарий проходит гость.</w:t>
       </w:r>
     </w:p>
     <w:p>
@@ -3576,7 +3879,7 @@
                 <w:sz w:val="22"/>
                 <w:szCs w:val="22"/>
               </w:rPr>
-              <w:t xml:space="preserve">19% (12 недель)</w:t>
+              <w:t xml:space="preserve">21% (12 недель)</w:t>
             </w:r>
           </w:p>
         </w:tc>
@@ -3710,7 +4013,7 @@
                 <w:sz w:val="22"/>
                 <w:szCs w:val="22"/>
               </w:rPr>
-              <w:t xml:space="preserve">3 дня</w:t>
+              <w:t xml:space="preserve">3,2 дня</w:t>
             </w:r>
           </w:p>
         </w:tc>
@@ -3844,7 +4147,7 @@
                 <w:sz w:val="22"/>
                 <w:szCs w:val="22"/>
               </w:rPr>
-              <w:t xml:space="preserve">87 дней</w:t>
+              <w:t xml:space="preserve">60 дней</w:t>
             </w:r>
           </w:p>
         </w:tc>
@@ -3877,7 +4180,7 @@
                 <w:sz w:val="22"/>
                 <w:szCs w:val="22"/>
               </w:rPr>
-              <w:t xml:space="preserve">Не задано</w:t>
+              <w:t xml:space="preserve">60 дней (цель из PRD)</w:t>
             </w:r>
           </w:p>
         </w:tc>
@@ -3978,7 +4281,7 @@
                 <w:sz w:val="22"/>
                 <w:szCs w:val="22"/>
               </w:rPr>
-              <w:t xml:space="preserve">8 из 38 отказов (21%)</w:t>
+              <w:t xml:space="preserve">4 из 34 отказов (12%)</w:t>
             </w:r>
           </w:p>
         </w:tc>
@@ -4112,7 +4415,7 @@
                 <w:sz w:val="22"/>
                 <w:szCs w:val="22"/>
               </w:rPr>
-              <w:t xml:space="preserve">29 из 98 (30%)</w:t>
+              <w:t xml:space="preserve">34 из 92 (37%)</w:t>
             </w:r>
           </w:p>
         </w:tc>
@@ -4246,7 +4549,7 @@
                 <w:sz w:val="22"/>
                 <w:szCs w:val="22"/>
               </w:rPr>
-              <w:t xml:space="preserve">35 (+9% к 32)</w:t>
+              <w:t xml:space="preserve">39 (+34% к 29)</w:t>
             </w:r>
           </w:p>
         </w:tc>
@@ -4339,7 +4642,7 @@
           <w:iCs/>
           <w:color w:val="3A3630"/>
         </w:rPr>
-        <w:t xml:space="preserve">Целевые значения в проекте не заданы. Их стоит определить после замера на рабочей базе — на демо-данных цели будут условными.</w:t>
+        <w:t xml:space="preserve">Задано одно целевое значение — 60 дней от приюта до дома (PRD); демо-данные подобраны под него. Остальные цели стоит определить после замера на рабочей базе — на демо-данных они будут условными.</w:t>
       </w:r>
     </w:p>
     <w:p>
@@ -4367,7 +4670,7 @@
         <w:rPr>
           <w:rFonts w:ascii="Times New Roman" w:cs="Times New Roman" w:eastAsia="Times New Roman" w:hAnsi="Times New Roman"/>
         </w:rPr>
-        <w:t xml:space="preserve">Хранилище — один JSON-файл (server/store.ts); при росте нагрузки его нужно заменить на SQLite или Postgres.</w:t>
+        <w:t xml:space="preserve">Хранилище — Postgres 17 на прод-сервере (данные и фото, server/schema.sql); автоматических резервных копий нет — копия делается вручную перед выкаткой.</w:t>
       </w:r>
     </w:p>
     <w:p>
@@ -4399,7 +4702,7 @@
         <w:rPr>
           <w:rFonts w:ascii="Times New Roman" w:cs="Times New Roman" w:eastAsia="Times New Roman" w:hAnsi="Times New Roman"/>
         </w:rPr>
-        <w:t xml:space="preserve">Оплата пожертвований — заглушка («Здесь будет платёжный виджет»).</w:t>
+        <w:t xml:space="preserve">Оплата пожертвований и соцсети — фейкдоры: кнопки ведут на «Раздел в разработке», переходы считаются.</w:t>
       </w:r>
     </w:p>
     <w:p>
@@ -4415,7 +4718,7 @@
         <w:rPr>
           <w:rFonts w:ascii="Times New Roman" w:cs="Times New Roman" w:eastAsia="Times New Roman" w:hAnsi="Times New Roman"/>
         </w:rPr>
-        <w:t xml:space="preserve">Нет подтверждения email и восстановления пароля («Забыли пароль?» — заглушка), нет ограничения частоты попыток входа (README).</w:t>
+        <w:t xml:space="preserve">Нет подтверждения email и восстановления пароля («Забыли пароль?» — заглушка), сессии не истекают. Неудачные входы ограничены: 5 на email и 20 с IP за 15 минут.</w:t>
       </w:r>
     </w:p>
     <w:p>
@@ -4649,7 +4952,7 @@
                 <w:sz w:val="22"/>
                 <w:szCs w:val="22"/>
               </w:rPr>
-              <w:t xml:space="preserve">«Не удалось связаться» — самая частая причина отказа (8 из 38); уведомлений о смене статуса нет</w:t>
+              <w:t xml:space="preserve">«Не удалось связаться» — 4 из 34 отказов, 4 заявки ждут ответа дольше 3 дней; уведомлений о смене статуса нет</w:t>
             </w:r>
           </w:p>
         </w:tc>
@@ -4750,7 +5053,7 @@
                 <w:sz w:val="22"/>
                 <w:szCs w:val="22"/>
               </w:rPr>
-              <w:t xml:space="preserve">В заявках телефоны и email; сессии не истекают, частота входа не ограничена</w:t>
+              <w:t xml:space="preserve">В заявках телефоны и email; сессии не истекают</w:t>
             </w:r>
           </w:p>
         </w:tc>
@@ -4783,7 +5086,7 @@
                 <w:sz w:val="22"/>
                 <w:szCs w:val="22"/>
               </w:rPr>
-              <w:t xml:space="preserve">Предложение: срок жизни сессии и лимит попыток входа; права уже проверяются на сервере</w:t>
+              <w:t xml:space="preserve">Сделано: лимит неудачных входов, HTTPS, демо-вход на проде выключен, права проверяются на сервере. Предложение: срок жизни сессии</w:t>
             </w:r>
           </w:p>
         </w:tc>
@@ -4818,7 +5121,7 @@
                 <w:sz w:val="22"/>
                 <w:szCs w:val="22"/>
               </w:rPr>
-              <w:t xml:space="preserve">Хранилище не выдержит роста</w:t>
+              <w:t xml:space="preserve">Потеря данных</w:t>
             </w:r>
           </w:p>
         </w:tc>
@@ -4851,7 +5154,7 @@
                 <w:sz w:val="22"/>
                 <w:szCs w:val="22"/>
               </w:rPr>
-              <w:t xml:space="preserve">JSON-файл, запись последовательная</w:t>
+              <w:t xml:space="preserve">Postgres на одном сервере, автоматических резервных копий нет</w:t>
             </w:r>
           </w:p>
         </w:tc>
@@ -4884,7 +5187,7 @@
                 <w:sz w:val="22"/>
                 <w:szCs w:val="22"/>
               </w:rPr>
-              <w:t xml:space="preserve">Перейти на SQLite/Postgres — меняется только server/store.ts</w:t>
+              <w:t xml:space="preserve">Предложение: ежедневный pg_dump с хранением вне сервера</w:t>
             </w:r>
           </w:p>
         </w:tc>
@@ -6071,6 +6374,208 @@
           </w:p>
         </w:tc>
       </w:tr>
+      <w:tr>
+        <w:tc>
+          <w:tcPr>
+            <w:tcW w:type="dxa" w:w="3464"/>
+            <w:tcBorders>
+              <w:top w:val="single" w:color="808080" w:sz="4"/>
+              <w:left w:val="single" w:color="808080" w:sz="4"/>
+              <w:bottom w:val="single" w:color="808080" w:sz="4"/>
+              <w:right w:val="single" w:color="808080" w:sz="4"/>
+            </w:tcBorders>
+            <w:tcMar>
+              <w:top w:type="dxa" w:w="60"/>
+              <w:left w:type="dxa" w:w="100"/>
+              <w:bottom w:type="dxa" w:w="60"/>
+              <w:right w:type="dxa" w:w="100"/>
+            </w:tcMar>
+            <w:vAlign w:val="center"/>
+          </w:tcPr>
+          <w:p>
+            <w:pPr>
+              <w:jc w:val="left"/>
+            </w:pPr>
+            <w:r>
+              <w:rPr>
+                <w:rFonts w:ascii="Times New Roman" w:cs="Times New Roman" w:eastAsia="Times New Roman" w:hAnsi="Times New Roman"/>
+                <w:b w:val="false"/>
+                <w:bCs w:val="false"/>
+                <w:sz w:val="22"/>
+                <w:szCs w:val="22"/>
+              </w:rPr>
+              <w:t xml:space="preserve">Фейкдоры: оплата доната и соцсети</w:t>
+            </w:r>
+          </w:p>
+        </w:tc>
+        <w:tc>
+          <w:tcPr>
+            <w:tcW w:type="dxa" w:w="2771"/>
+            <w:tcBorders>
+              <w:top w:val="single" w:color="808080" w:sz="4"/>
+              <w:left w:val="single" w:color="808080" w:sz="4"/>
+              <w:bottom w:val="single" w:color="808080" w:sz="4"/>
+              <w:right w:val="single" w:color="808080" w:sz="4"/>
+            </w:tcBorders>
+            <w:tcMar>
+              <w:top w:type="dxa" w:w="60"/>
+              <w:left w:type="dxa" w:w="100"/>
+              <w:bottom w:type="dxa" w:w="60"/>
+              <w:right w:type="dxa" w:w="100"/>
+            </w:tcMar>
+            <w:vAlign w:val="center"/>
+          </w:tcPr>
+          <w:p>
+            <w:pPr>
+              <w:jc w:val="left"/>
+            </w:pPr>
+            <w:r>
+              <w:rPr>
+                <w:rFonts w:ascii="Times New Roman" w:cs="Times New Roman" w:eastAsia="Times New Roman" w:hAnsi="Times New Roman"/>
+                <w:b w:val="false"/>
+                <w:bCs w:val="false"/>
+                <w:sz w:val="22"/>
+                <w:szCs w:val="22"/>
+              </w:rPr>
+              <w:t xml:space="preserve">Проверить спрос до разработки</w:t>
+            </w:r>
+          </w:p>
+        </w:tc>
+        <w:tc>
+          <w:tcPr>
+            <w:tcW w:type="dxa" w:w="3120"/>
+            <w:tcBorders>
+              <w:top w:val="single" w:color="808080" w:sz="4"/>
+              <w:left w:val="single" w:color="808080" w:sz="4"/>
+              <w:bottom w:val="single" w:color="808080" w:sz="4"/>
+              <w:right w:val="single" w:color="808080" w:sz="4"/>
+            </w:tcBorders>
+            <w:tcMar>
+              <w:top w:type="dxa" w:w="60"/>
+              <w:left w:type="dxa" w:w="100"/>
+              <w:bottom w:type="dxa" w:w="60"/>
+              <w:right w:type="dxa" w:w="100"/>
+            </w:tcMar>
+            <w:vAlign w:val="center"/>
+          </w:tcPr>
+          <w:p>
+            <w:pPr>
+              <w:jc w:val="left"/>
+            </w:pPr>
+            <w:r>
+              <w:rPr>
+                <w:rFonts w:ascii="Times New Roman" w:cs="Times New Roman" w:eastAsia="Times New Roman" w:hAnsi="Times New Roman"/>
+                <w:b w:val="false"/>
+                <w:bCs w:val="false"/>
+                <w:sz w:val="22"/>
+                <w:szCs w:val="22"/>
+              </w:rPr>
+              <w:t xml:space="preserve">Число переходов по кнопкам видно администраторам</w:t>
+            </w:r>
+          </w:p>
+        </w:tc>
+      </w:tr>
+      <w:tr>
+        <w:tc>
+          <w:tcPr>
+            <w:tcW w:type="dxa" w:w="3464"/>
+            <w:tcBorders>
+              <w:top w:val="single" w:color="808080" w:sz="4"/>
+              <w:left w:val="single" w:color="808080" w:sz="4"/>
+              <w:bottom w:val="single" w:color="808080" w:sz="4"/>
+              <w:right w:val="single" w:color="808080" w:sz="4"/>
+            </w:tcBorders>
+            <w:tcMar>
+              <w:top w:type="dxa" w:w="60"/>
+              <w:left w:type="dxa" w:w="100"/>
+              <w:bottom w:type="dxa" w:w="60"/>
+              <w:right w:type="dxa" w:w="100"/>
+            </w:tcMar>
+            <w:vAlign w:val="center"/>
+          </w:tcPr>
+          <w:p>
+            <w:pPr>
+              <w:jc w:val="left"/>
+            </w:pPr>
+            <w:r>
+              <w:rPr>
+                <w:rFonts w:ascii="Times New Roman" w:cs="Times New Roman" w:eastAsia="Times New Roman" w:hAnsi="Times New Roman"/>
+                <w:b w:val="false"/>
+                <w:bCs w:val="false"/>
+                <w:sz w:val="22"/>
+                <w:szCs w:val="22"/>
+              </w:rPr>
+              <w:t xml:space="preserve">Журнал действий и логи</w:t>
+            </w:r>
+          </w:p>
+        </w:tc>
+        <w:tc>
+          <w:tcPr>
+            <w:tcW w:type="dxa" w:w="2771"/>
+            <w:tcBorders>
+              <w:top w:val="single" w:color="808080" w:sz="4"/>
+              <w:left w:val="single" w:color="808080" w:sz="4"/>
+              <w:bottom w:val="single" w:color="808080" w:sz="4"/>
+              <w:right w:val="single" w:color="808080" w:sz="4"/>
+            </w:tcBorders>
+            <w:tcMar>
+              <w:top w:type="dxa" w:w="60"/>
+              <w:left w:type="dxa" w:w="100"/>
+              <w:bottom w:type="dxa" w:w="60"/>
+              <w:right w:type="dxa" w:w="100"/>
+            </w:tcMar>
+            <w:vAlign w:val="center"/>
+          </w:tcPr>
+          <w:p>
+            <w:pPr>
+              <w:jc w:val="left"/>
+            </w:pPr>
+            <w:r>
+              <w:rPr>
+                <w:rFonts w:ascii="Times New Roman" w:cs="Times New Roman" w:eastAsia="Times New Roman" w:hAnsi="Times New Roman"/>
+                <w:b w:val="false"/>
+                <w:bCs w:val="false"/>
+                <w:sz w:val="22"/>
+                <w:szCs w:val="22"/>
+              </w:rPr>
+              <w:t xml:space="preserve">Разбор инцидентов и спорных решений</w:t>
+            </w:r>
+          </w:p>
+        </w:tc>
+        <w:tc>
+          <w:tcPr>
+            <w:tcW w:type="dxa" w:w="3120"/>
+            <w:tcBorders>
+              <w:top w:val="single" w:color="808080" w:sz="4"/>
+              <w:left w:val="single" w:color="808080" w:sz="4"/>
+              <w:bottom w:val="single" w:color="808080" w:sz="4"/>
+              <w:right w:val="single" w:color="808080" w:sz="4"/>
+            </w:tcBorders>
+            <w:tcMar>
+              <w:top w:type="dxa" w:w="60"/>
+              <w:left w:type="dxa" w:w="100"/>
+              <w:bottom w:type="dxa" w:w="60"/>
+              <w:right w:type="dxa" w:w="100"/>
+            </w:tcMar>
+            <w:vAlign w:val="center"/>
+          </w:tcPr>
+          <w:p>
+            <w:pPr>
+              <w:jc w:val="left"/>
+            </w:pPr>
+            <w:r>
+              <w:rPr>
+                <w:rFonts w:ascii="Times New Roman" w:cs="Times New Roman" w:eastAsia="Times New Roman" w:hAnsi="Times New Roman"/>
+                <w:b w:val="false"/>
+                <w:bCs w:val="false"/>
+                <w:sz w:val="22"/>
+                <w:szCs w:val="22"/>
+              </w:rPr>
+              <w:t xml:space="preserve">Кто и когда менял данные; ошибки сервера и браузера</w:t>
+            </w:r>
+          </w:p>
+        </w:tc>
+      </w:tr>
     </w:tbl>
     <w:p>
       <w:pPr>
@@ -6276,7 +6781,7 @@
                 <w:sz w:val="22"/>
                 <w:szCs w:val="22"/>
               </w:rPr>
-              <w:t xml:space="preserve">Нужен договор с платёжным провайдером</w:t>
+              <w:t xml:space="preserve">Нужен договор с платёжным провайдером; пока фейкдор считает спрос</w:t>
             </w:r>
           </w:p>
         </w:tc>
@@ -6309,7 +6814,7 @@
                 <w:sz w:val="22"/>
                 <w:szCs w:val="22"/>
               </w:rPr>
-              <w:t xml:space="preserve">Не задано</w:t>
+              <w:t xml:space="preserve">По числу переходов на фейкдоре — порог не задан</w:t>
             </w:r>
           </w:p>
         </w:tc>
@@ -6781,7 +7286,7 @@
                 <w:sz w:val="22"/>
                 <w:szCs w:val="22"/>
               </w:rPr>
-              <w:t xml:space="preserve">Нет данных и ссылок (на сайте — заглушки)</w:t>
+              <w:t xml:space="preserve">Нет данных и ссылок; соцсети — фейкдор со счётчиком</w:t>
             </w:r>
           </w:p>
         </w:tc>
@@ -9181,7 +9686,7 @@
                 <w:sz w:val="22"/>
                 <w:szCs w:val="22"/>
               </w:rPr>
-              <w:t xml:space="preserve">Заглушка</w:t>
+              <w:t xml:space="preserve">Фейкдор: считаем переходы</w:t>
             </w:r>
           </w:p>
         </w:tc>
@@ -10930,7 +11435,7 @@
           <w:iCs/>
           <w:color w:val="3A3630"/>
         </w:rPr>
-        <w:t xml:space="preserve">Факт: событий продуктовой аналитики в коде нет — метрики считаются по базе (server/analytics.ts). Ниже — предложение, какие события добавить, чтобы мерить воронку до подачи заявки.</w:t>
+        <w:t xml:space="preserve">Факт: событий продуктовой аналитики в коде нет — метрики считаются по базе (server/analytics.ts); исключение — переходы по фейкдорам (POST /api/fake-doors). Ниже — предложение, какие события добавить, чтобы мерить воронку до подачи заявки.</w:t>
       </w:r>
     </w:p>
     <w:tbl>
@@ -21737,7 +22242,7 @@
           <w:sz w:val="26"/>
           <w:szCs w:val="26"/>
         </w:rPr>
-        <w:t xml:space="preserve">Модель данных (src/lib/types.ts, server/schemas.ts)</w:t>
+        <w:t xml:space="preserve">Модель данных (src/lib/types.ts, server/schemas.ts; таблицы Postgres — server/schema.sql)</w:t>
       </w:r>
     </w:p>
     <w:p>
@@ -22579,6 +23084,208 @@
                 <w:szCs w:val="22"/>
               </w:rPr>
               <w:t xml:space="preserve">Сохраняются без экрана просмотра</w:t>
+            </w:r>
+          </w:p>
+        </w:tc>
+      </w:tr>
+      <w:tr>
+        <w:tc>
+          <w:tcPr>
+            <w:tcW w:type="dxa" w:w="2338"/>
+            <w:tcBorders>
+              <w:top w:val="single" w:color="808080" w:sz="4"/>
+              <w:left w:val="single" w:color="808080" w:sz="4"/>
+              <w:bottom w:val="single" w:color="808080" w:sz="4"/>
+              <w:right w:val="single" w:color="808080" w:sz="4"/>
+            </w:tcBorders>
+            <w:tcMar>
+              <w:top w:type="dxa" w:w="60"/>
+              <w:left w:type="dxa" w:w="100"/>
+              <w:bottom w:type="dxa" w:w="60"/>
+              <w:right w:type="dxa" w:w="100"/>
+            </w:tcMar>
+            <w:vAlign w:val="center"/>
+          </w:tcPr>
+          <w:p>
+            <w:pPr>
+              <w:jc w:val="left"/>
+            </w:pPr>
+            <w:r>
+              <w:rPr>
+                <w:rFonts w:ascii="Times New Roman" w:cs="Times New Roman" w:eastAsia="Times New Roman" w:hAnsi="Times New Roman"/>
+                <w:b w:val="false"/>
+                <w:bCs w:val="false"/>
+                <w:sz w:val="22"/>
+                <w:szCs w:val="22"/>
+              </w:rPr>
+              <w:t xml:space="preserve">AuditEntry</w:t>
+            </w:r>
+          </w:p>
+        </w:tc>
+        <w:tc>
+          <w:tcPr>
+            <w:tcW w:type="dxa" w:w="3675"/>
+            <w:tcBorders>
+              <w:top w:val="single" w:color="808080" w:sz="4"/>
+              <w:left w:val="single" w:color="808080" w:sz="4"/>
+              <w:bottom w:val="single" w:color="808080" w:sz="4"/>
+              <w:right w:val="single" w:color="808080" w:sz="4"/>
+            </w:tcBorders>
+            <w:tcMar>
+              <w:top w:type="dxa" w:w="60"/>
+              <w:left w:type="dxa" w:w="100"/>
+              <w:bottom w:type="dxa" w:w="60"/>
+              <w:right w:type="dxa" w:w="100"/>
+            </w:tcMar>
+            <w:vAlign w:val="center"/>
+          </w:tcPr>
+          <w:p>
+            <w:pPr>
+              <w:jc w:val="left"/>
+            </w:pPr>
+            <w:r>
+              <w:rPr>
+                <w:rFonts w:ascii="Times New Roman" w:cs="Times New Roman" w:eastAsia="Times New Roman" w:hAnsi="Times New Roman"/>
+                <w:b w:val="false"/>
+                <w:bCs w:val="false"/>
+                <w:sz w:val="22"/>
+                <w:szCs w:val="22"/>
+              </w:rPr>
+              <w:t xml:space="preserve">Запись журнала действий</w:t>
+            </w:r>
+          </w:p>
+        </w:tc>
+        <w:tc>
+          <w:tcPr>
+            <w:tcW w:type="dxa" w:w="3342"/>
+            <w:tcBorders>
+              <w:top w:val="single" w:color="808080" w:sz="4"/>
+              <w:left w:val="single" w:color="808080" w:sz="4"/>
+              <w:bottom w:val="single" w:color="808080" w:sz="4"/>
+              <w:right w:val="single" w:color="808080" w:sz="4"/>
+            </w:tcBorders>
+            <w:tcMar>
+              <w:top w:type="dxa" w:w="60"/>
+              <w:left w:type="dxa" w:w="100"/>
+              <w:bottom w:type="dxa" w:w="60"/>
+              <w:right w:type="dxa" w:w="100"/>
+            </w:tcMar>
+            <w:vAlign w:val="center"/>
+          </w:tcPr>
+          <w:p>
+            <w:pPr>
+              <w:jc w:val="left"/>
+            </w:pPr>
+            <w:r>
+              <w:rPr>
+                <w:rFonts w:ascii="Times New Roman" w:cs="Times New Roman" w:eastAsia="Times New Roman" w:hAnsi="Times New Roman"/>
+                <w:b w:val="false"/>
+                <w:bCs w:val="false"/>
+                <w:sz w:val="22"/>
+                <w:szCs w:val="22"/>
+              </w:rPr>
+              <w:t xml:space="preserve">«Заявка одобрена» — кто, когда, что изменилось</w:t>
+            </w:r>
+          </w:p>
+        </w:tc>
+      </w:tr>
+      <w:tr>
+        <w:tc>
+          <w:tcPr>
+            <w:tcW w:type="dxa" w:w="2338"/>
+            <w:tcBorders>
+              <w:top w:val="single" w:color="808080" w:sz="4"/>
+              <w:left w:val="single" w:color="808080" w:sz="4"/>
+              <w:bottom w:val="single" w:color="808080" w:sz="4"/>
+              <w:right w:val="single" w:color="808080" w:sz="4"/>
+            </w:tcBorders>
+            <w:tcMar>
+              <w:top w:type="dxa" w:w="60"/>
+              <w:left w:type="dxa" w:w="100"/>
+              <w:bottom w:type="dxa" w:w="60"/>
+              <w:right w:type="dxa" w:w="100"/>
+            </w:tcMar>
+            <w:vAlign w:val="center"/>
+          </w:tcPr>
+          <w:p>
+            <w:pPr>
+              <w:jc w:val="left"/>
+            </w:pPr>
+            <w:r>
+              <w:rPr>
+                <w:rFonts w:ascii="Times New Roman" w:cs="Times New Roman" w:eastAsia="Times New Roman" w:hAnsi="Times New Roman"/>
+                <w:b w:val="false"/>
+                <w:bCs w:val="false"/>
+                <w:sz w:val="22"/>
+                <w:szCs w:val="22"/>
+              </w:rPr>
+              <w:t xml:space="preserve">FakeDoor</w:t>
+            </w:r>
+          </w:p>
+        </w:tc>
+        <w:tc>
+          <w:tcPr>
+            <w:tcW w:type="dxa" w:w="3675"/>
+            <w:tcBorders>
+              <w:top w:val="single" w:color="808080" w:sz="4"/>
+              <w:left w:val="single" w:color="808080" w:sz="4"/>
+              <w:bottom w:val="single" w:color="808080" w:sz="4"/>
+              <w:right w:val="single" w:color="808080" w:sz="4"/>
+            </w:tcBorders>
+            <w:tcMar>
+              <w:top w:type="dxa" w:w="60"/>
+              <w:left w:type="dxa" w:w="100"/>
+              <w:bottom w:type="dxa" w:w="60"/>
+              <w:right w:type="dxa" w:w="100"/>
+            </w:tcMar>
+            <w:vAlign w:val="center"/>
+          </w:tcPr>
+          <w:p>
+            <w:pPr>
+              <w:jc w:val="left"/>
+            </w:pPr>
+            <w:r>
+              <w:rPr>
+                <w:rFonts w:ascii="Times New Roman" w:cs="Times New Roman" w:eastAsia="Times New Roman" w:hAnsi="Times New Roman"/>
+                <w:b w:val="false"/>
+                <w:bCs w:val="false"/>
+                <w:sz w:val="22"/>
+                <w:szCs w:val="22"/>
+              </w:rPr>
+              <w:t xml:space="preserve">Счётчик переходов по кнопке в разработке</w:t>
+            </w:r>
+          </w:p>
+        </w:tc>
+        <w:tc>
+          <w:tcPr>
+            <w:tcW w:type="dxa" w:w="3342"/>
+            <w:tcBorders>
+              <w:top w:val="single" w:color="808080" w:sz="4"/>
+              <w:left w:val="single" w:color="808080" w:sz="4"/>
+              <w:bottom w:val="single" w:color="808080" w:sz="4"/>
+              <w:right w:val="single" w:color="808080" w:sz="4"/>
+            </w:tcBorders>
+            <w:tcMar>
+              <w:top w:type="dxa" w:w="60"/>
+              <w:left w:type="dxa" w:w="100"/>
+              <w:bottom w:type="dxa" w:w="60"/>
+              <w:right w:type="dxa" w:w="100"/>
+            </w:tcMar>
+            <w:vAlign w:val="center"/>
+          </w:tcPr>
+          <w:p>
+            <w:pPr>
+              <w:jc w:val="left"/>
+            </w:pPr>
+            <w:r>
+              <w:rPr>
+                <w:rFonts w:ascii="Times New Roman" w:cs="Times New Roman" w:eastAsia="Times New Roman" w:hAnsi="Times New Roman"/>
+                <w:b w:val="false"/>
+                <w:bCs w:val="false"/>
+                <w:sz w:val="22"/>
+                <w:szCs w:val="22"/>
+              </w:rPr>
+              <w:t xml:space="preserve">donate — 3 перехода, последний вчера</w:t>
             </w:r>
           </w:p>
         </w:tc>
@@ -30136,6 +30843,406 @@
                 <w:szCs w:val="22"/>
               </w:rPr>
               <w:t xml:space="preserve">Админ</w:t>
+            </w:r>
+          </w:p>
+        </w:tc>
+      </w:tr>
+      <w:tr>
+        <w:tc>
+          <w:tcPr>
+            <w:tcW w:type="dxa" w:w="1513"/>
+            <w:tcBorders>
+              <w:top w:val="single" w:color="808080" w:sz="4"/>
+              <w:left w:val="single" w:color="808080" w:sz="4"/>
+              <w:bottom w:val="single" w:color="808080" w:sz="4"/>
+              <w:right w:val="single" w:color="808080" w:sz="4"/>
+            </w:tcBorders>
+            <w:tcMar>
+              <w:top w:type="dxa" w:w="60"/>
+              <w:left w:type="dxa" w:w="100"/>
+              <w:bottom w:type="dxa" w:w="60"/>
+              <w:right w:type="dxa" w:w="100"/>
+            </w:tcMar>
+            <w:vAlign w:val="center"/>
+          </w:tcPr>
+          <w:p>
+            <w:pPr>
+              <w:jc w:val="left"/>
+            </w:pPr>
+            <w:r>
+              <w:rPr>
+                <w:rFonts w:ascii="Times New Roman" w:cs="Times New Roman" w:eastAsia="Times New Roman" w:hAnsi="Times New Roman"/>
+                <w:b w:val="false"/>
+                <w:bCs w:val="false"/>
+                <w:sz w:val="22"/>
+                <w:szCs w:val="22"/>
+              </w:rPr>
+              <w:t xml:space="preserve">Журнал действий</w:t>
+            </w:r>
+          </w:p>
+        </w:tc>
+        <w:tc>
+          <w:tcPr>
+            <w:tcW w:type="dxa" w:w="1513"/>
+            <w:tcBorders>
+              <w:top w:val="single" w:color="808080" w:sz="4"/>
+              <w:left w:val="single" w:color="808080" w:sz="4"/>
+              <w:bottom w:val="single" w:color="808080" w:sz="4"/>
+              <w:right w:val="single" w:color="808080" w:sz="4"/>
+            </w:tcBorders>
+            <w:tcMar>
+              <w:top w:type="dxa" w:w="60"/>
+              <w:left w:type="dxa" w:w="100"/>
+              <w:bottom w:type="dxa" w:w="60"/>
+              <w:right w:type="dxa" w:w="100"/>
+            </w:tcMar>
+            <w:vAlign w:val="center"/>
+          </w:tcPr>
+          <w:p>
+            <w:pPr>
+              <w:jc w:val="left"/>
+            </w:pPr>
+            <w:r>
+              <w:rPr>
+                <w:rFonts w:ascii="Times New Roman" w:cs="Times New Roman" w:eastAsia="Times New Roman" w:hAnsi="Times New Roman"/>
+                <w:b w:val="false"/>
+                <w:bCs w:val="false"/>
+                <w:sz w:val="22"/>
+                <w:szCs w:val="22"/>
+              </w:rPr>
+              <w:t xml:space="preserve">Пишет сервер при изменениях</w:t>
+            </w:r>
+          </w:p>
+        </w:tc>
+        <w:tc>
+          <w:tcPr>
+            <w:tcW w:type="dxa" w:w="1788"/>
+            <w:tcBorders>
+              <w:top w:val="single" w:color="808080" w:sz="4"/>
+              <w:left w:val="single" w:color="808080" w:sz="4"/>
+              <w:bottom w:val="single" w:color="808080" w:sz="4"/>
+              <w:right w:val="single" w:color="808080" w:sz="4"/>
+            </w:tcBorders>
+            <w:tcMar>
+              <w:top w:type="dxa" w:w="60"/>
+              <w:left w:type="dxa" w:w="100"/>
+              <w:bottom w:type="dxa" w:w="60"/>
+              <w:right w:type="dxa" w:w="100"/>
+            </w:tcMar>
+            <w:vAlign w:val="center"/>
+          </w:tcPr>
+          <w:p>
+            <w:pPr>
+              <w:jc w:val="left"/>
+            </w:pPr>
+            <w:r>
+              <w:rPr>
+                <w:rFonts w:ascii="Times New Roman" w:cs="Times New Roman" w:eastAsia="Times New Roman" w:hAnsi="Times New Roman"/>
+                <w:b w:val="false"/>
+                <w:bCs w:val="false"/>
+                <w:sz w:val="22"/>
+                <w:szCs w:val="22"/>
+              </w:rPr>
+              <w:t xml:space="preserve">GET /api/admin/audit — админ</w:t>
+            </w:r>
+          </w:p>
+        </w:tc>
+        <w:tc>
+          <w:tcPr>
+            <w:tcW w:type="dxa" w:w="1788"/>
+            <w:tcBorders>
+              <w:top w:val="single" w:color="808080" w:sz="4"/>
+              <w:left w:val="single" w:color="808080" w:sz="4"/>
+              <w:bottom w:val="single" w:color="808080" w:sz="4"/>
+              <w:right w:val="single" w:color="808080" w:sz="4"/>
+            </w:tcBorders>
+            <w:tcMar>
+              <w:top w:type="dxa" w:w="60"/>
+              <w:left w:type="dxa" w:w="100"/>
+              <w:bottom w:type="dxa" w:w="60"/>
+              <w:right w:type="dxa" w:w="100"/>
+            </w:tcMar>
+            <w:vAlign w:val="center"/>
+          </w:tcPr>
+          <w:p>
+            <w:pPr>
+              <w:jc w:val="left"/>
+            </w:pPr>
+            <w:r>
+              <w:rPr>
+                <w:rFonts w:ascii="Times New Roman" w:cs="Times New Roman" w:eastAsia="Times New Roman" w:hAnsi="Times New Roman"/>
+                <w:b w:val="false"/>
+                <w:bCs w:val="false"/>
+                <w:sz w:val="22"/>
+                <w:szCs w:val="22"/>
+              </w:rPr>
+              <w:t xml:space="preserve">Нет</w:t>
+            </w:r>
+          </w:p>
+        </w:tc>
+        <w:tc>
+          <w:tcPr>
+            <w:tcW w:type="dxa" w:w="1238"/>
+            <w:tcBorders>
+              <w:top w:val="single" w:color="808080" w:sz="4"/>
+              <w:left w:val="single" w:color="808080" w:sz="4"/>
+              <w:bottom w:val="single" w:color="808080" w:sz="4"/>
+              <w:right w:val="single" w:color="808080" w:sz="4"/>
+            </w:tcBorders>
+            <w:tcMar>
+              <w:top w:type="dxa" w:w="60"/>
+              <w:left w:type="dxa" w:w="100"/>
+              <w:bottom w:type="dxa" w:w="60"/>
+              <w:right w:type="dxa" w:w="100"/>
+            </w:tcMar>
+            <w:vAlign w:val="center"/>
+          </w:tcPr>
+          <w:p>
+            <w:pPr>
+              <w:jc w:val="left"/>
+            </w:pPr>
+            <w:r>
+              <w:rPr>
+                <w:rFonts w:ascii="Times New Roman" w:cs="Times New Roman" w:eastAsia="Times New Roman" w:hAnsi="Times New Roman"/>
+                <w:b w:val="false"/>
+                <w:bCs w:val="false"/>
+                <w:sz w:val="22"/>
+                <w:szCs w:val="22"/>
+              </w:rPr>
+              <w:t xml:space="preserve">Нет (хранятся последние 2000)</w:t>
+            </w:r>
+          </w:p>
+        </w:tc>
+        <w:tc>
+          <w:tcPr>
+            <w:tcW w:type="dxa" w:w="1515"/>
+            <w:tcBorders>
+              <w:top w:val="single" w:color="808080" w:sz="4"/>
+              <w:left w:val="single" w:color="808080" w:sz="4"/>
+              <w:bottom w:val="single" w:color="808080" w:sz="4"/>
+              <w:right w:val="single" w:color="808080" w:sz="4"/>
+            </w:tcBorders>
+            <w:tcMar>
+              <w:top w:type="dxa" w:w="60"/>
+              <w:left w:type="dxa" w:w="100"/>
+              <w:bottom w:type="dxa" w:w="60"/>
+              <w:right w:type="dxa" w:w="100"/>
+            </w:tcMar>
+            <w:vAlign w:val="center"/>
+          </w:tcPr>
+          <w:p>
+            <w:pPr>
+              <w:jc w:val="left"/>
+            </w:pPr>
+            <w:r>
+              <w:rPr>
+                <w:rFonts w:ascii="Times New Roman" w:cs="Times New Roman" w:eastAsia="Times New Roman" w:hAnsi="Times New Roman"/>
+                <w:b w:val="false"/>
+                <w:bCs w:val="false"/>
+                <w:sz w:val="22"/>
+                <w:szCs w:val="22"/>
+              </w:rPr>
+              <w:t xml:space="preserve">Админ (чтение)</w:t>
+            </w:r>
+          </w:p>
+        </w:tc>
+      </w:tr>
+      <w:tr>
+        <w:tc>
+          <w:tcPr>
+            <w:tcW w:type="dxa" w:w="1513"/>
+            <w:tcBorders>
+              <w:top w:val="single" w:color="808080" w:sz="4"/>
+              <w:left w:val="single" w:color="808080" w:sz="4"/>
+              <w:bottom w:val="single" w:color="808080" w:sz="4"/>
+              <w:right w:val="single" w:color="808080" w:sz="4"/>
+            </w:tcBorders>
+            <w:tcMar>
+              <w:top w:type="dxa" w:w="60"/>
+              <w:left w:type="dxa" w:w="100"/>
+              <w:bottom w:type="dxa" w:w="60"/>
+              <w:right w:type="dxa" w:w="100"/>
+            </w:tcMar>
+            <w:vAlign w:val="center"/>
+          </w:tcPr>
+          <w:p>
+            <w:pPr>
+              <w:jc w:val="left"/>
+            </w:pPr>
+            <w:r>
+              <w:rPr>
+                <w:rFonts w:ascii="Times New Roman" w:cs="Times New Roman" w:eastAsia="Times New Roman" w:hAnsi="Times New Roman"/>
+                <w:b w:val="false"/>
+                <w:bCs w:val="false"/>
+                <w:sz w:val="22"/>
+                <w:szCs w:val="22"/>
+              </w:rPr>
+              <w:t xml:space="preserve">Счётчик фейкдора</w:t>
+            </w:r>
+          </w:p>
+        </w:tc>
+        <w:tc>
+          <w:tcPr>
+            <w:tcW w:type="dxa" w:w="1513"/>
+            <w:tcBorders>
+              <w:top w:val="single" w:color="808080" w:sz="4"/>
+              <w:left w:val="single" w:color="808080" w:sz="4"/>
+              <w:bottom w:val="single" w:color="808080" w:sz="4"/>
+              <w:right w:val="single" w:color="808080" w:sz="4"/>
+            </w:tcBorders>
+            <w:tcMar>
+              <w:top w:type="dxa" w:w="60"/>
+              <w:left w:type="dxa" w:w="100"/>
+              <w:bottom w:type="dxa" w:w="60"/>
+              <w:right w:type="dxa" w:w="100"/>
+            </w:tcMar>
+            <w:vAlign w:val="center"/>
+          </w:tcPr>
+          <w:p>
+            <w:pPr>
+              <w:jc w:val="left"/>
+            </w:pPr>
+            <w:r>
+              <w:rPr>
+                <w:rFonts w:ascii="Times New Roman" w:cs="Times New Roman" w:eastAsia="Times New Roman" w:hAnsi="Times New Roman"/>
+                <w:b w:val="false"/>
+                <w:bCs w:val="false"/>
+                <w:sz w:val="22"/>
+                <w:szCs w:val="22"/>
+              </w:rPr>
+              <w:t xml:space="preserve">POST /api/fake-doors — любой</w:t>
+            </w:r>
+          </w:p>
+        </w:tc>
+        <w:tc>
+          <w:tcPr>
+            <w:tcW w:type="dxa" w:w="1788"/>
+            <w:tcBorders>
+              <w:top w:val="single" w:color="808080" w:sz="4"/>
+              <w:left w:val="single" w:color="808080" w:sz="4"/>
+              <w:bottom w:val="single" w:color="808080" w:sz="4"/>
+              <w:right w:val="single" w:color="808080" w:sz="4"/>
+            </w:tcBorders>
+            <w:tcMar>
+              <w:top w:type="dxa" w:w="60"/>
+              <w:left w:type="dxa" w:w="100"/>
+              <w:bottom w:type="dxa" w:w="60"/>
+              <w:right w:type="dxa" w:w="100"/>
+            </w:tcMar>
+            <w:vAlign w:val="center"/>
+          </w:tcPr>
+          <w:p>
+            <w:pPr>
+              <w:jc w:val="left"/>
+            </w:pPr>
+            <w:r>
+              <w:rPr>
+                <w:rFonts w:ascii="Times New Roman" w:cs="Times New Roman" w:eastAsia="Times New Roman" w:hAnsi="Times New Roman"/>
+                <w:b w:val="false"/>
+                <w:bCs w:val="false"/>
+                <w:sz w:val="22"/>
+                <w:szCs w:val="22"/>
+              </w:rPr>
+              <w:t xml:space="preserve">GET /api/admin/fake-doors — админ</w:t>
+            </w:r>
+          </w:p>
+        </w:tc>
+        <w:tc>
+          <w:tcPr>
+            <w:tcW w:type="dxa" w:w="1788"/>
+            <w:tcBorders>
+              <w:top w:val="single" w:color="808080" w:sz="4"/>
+              <w:left w:val="single" w:color="808080" w:sz="4"/>
+              <w:bottom w:val="single" w:color="808080" w:sz="4"/>
+              <w:right w:val="single" w:color="808080" w:sz="4"/>
+            </w:tcBorders>
+            <w:tcMar>
+              <w:top w:type="dxa" w:w="60"/>
+              <w:left w:type="dxa" w:w="100"/>
+              <w:bottom w:type="dxa" w:w="60"/>
+              <w:right w:type="dxa" w:w="100"/>
+            </w:tcMar>
+            <w:vAlign w:val="center"/>
+          </w:tcPr>
+          <w:p>
+            <w:pPr>
+              <w:jc w:val="left"/>
+            </w:pPr>
+            <w:r>
+              <w:rPr>
+                <w:rFonts w:ascii="Times New Roman" w:cs="Times New Roman" w:eastAsia="Times New Roman" w:hAnsi="Times New Roman"/>
+                <w:b w:val="false"/>
+                <w:bCs w:val="false"/>
+                <w:sz w:val="22"/>
+                <w:szCs w:val="22"/>
+              </w:rPr>
+              <w:t xml:space="preserve">Нет</w:t>
+            </w:r>
+          </w:p>
+        </w:tc>
+        <w:tc>
+          <w:tcPr>
+            <w:tcW w:type="dxa" w:w="1238"/>
+            <w:tcBorders>
+              <w:top w:val="single" w:color="808080" w:sz="4"/>
+              <w:left w:val="single" w:color="808080" w:sz="4"/>
+              <w:bottom w:val="single" w:color="808080" w:sz="4"/>
+              <w:right w:val="single" w:color="808080" w:sz="4"/>
+            </w:tcBorders>
+            <w:tcMar>
+              <w:top w:type="dxa" w:w="60"/>
+              <w:left w:type="dxa" w:w="100"/>
+              <w:bottom w:type="dxa" w:w="60"/>
+              <w:right w:type="dxa" w:w="100"/>
+            </w:tcMar>
+            <w:vAlign w:val="center"/>
+          </w:tcPr>
+          <w:p>
+            <w:pPr>
+              <w:jc w:val="left"/>
+            </w:pPr>
+            <w:r>
+              <w:rPr>
+                <w:rFonts w:ascii="Times New Roman" w:cs="Times New Roman" w:eastAsia="Times New Roman" w:hAnsi="Times New Roman"/>
+                <w:b w:val="false"/>
+                <w:bCs w:val="false"/>
+                <w:sz w:val="22"/>
+                <w:szCs w:val="22"/>
+              </w:rPr>
+              <w:t xml:space="preserve">Сброс демо-данных</w:t>
+            </w:r>
+          </w:p>
+        </w:tc>
+        <w:tc>
+          <w:tcPr>
+            <w:tcW w:type="dxa" w:w="1515"/>
+            <w:tcBorders>
+              <w:top w:val="single" w:color="808080" w:sz="4"/>
+              <w:left w:val="single" w:color="808080" w:sz="4"/>
+              <w:bottom w:val="single" w:color="808080" w:sz="4"/>
+              <w:right w:val="single" w:color="808080" w:sz="4"/>
+            </w:tcBorders>
+            <w:tcMar>
+              <w:top w:type="dxa" w:w="60"/>
+              <w:left w:type="dxa" w:w="100"/>
+              <w:bottom w:type="dxa" w:w="60"/>
+              <w:right w:type="dxa" w:w="100"/>
+            </w:tcMar>
+            <w:vAlign w:val="center"/>
+          </w:tcPr>
+          <w:p>
+            <w:pPr>
+              <w:jc w:val="left"/>
+            </w:pPr>
+            <w:r>
+              <w:rPr>
+                <w:rFonts w:ascii="Times New Roman" w:cs="Times New Roman" w:eastAsia="Times New Roman" w:hAnsi="Times New Roman"/>
+                <w:b w:val="false"/>
+                <w:bCs w:val="false"/>
+                <w:sz w:val="22"/>
+                <w:szCs w:val="22"/>
+              </w:rPr>
+              <w:t xml:space="preserve">Любой (переход), админ (просмотр)</w:t>
             </w:r>
           </w:p>
         </w:tc>
@@ -30946,7 +32053,7 @@
                 <w:sz w:val="22"/>
                 <w:szCs w:val="22"/>
               </w:rPr>
-              <w:t xml:space="preserve">Всё: питомцы, фото, статусы заявок, волонтёры и расписание, роли, сброс демо-данных</w:t>
+              <w:t xml:space="preserve">Всё: питомцы, фото, статусы заявок, волонтёры и расписание, роли, журнал действий, переходы по фейкдорам, сброс демо-данных</w:t>
             </w:r>
           </w:p>
         </w:tc>
@@ -32035,6 +33142,208 @@
           </w:p>
         </w:tc>
       </w:tr>
+      <w:tr>
+        <w:tc>
+          <w:tcPr>
+            <w:tcW w:type="dxa" w:w="2338"/>
+            <w:tcBorders>
+              <w:top w:val="single" w:color="808080" w:sz="4"/>
+              <w:left w:val="single" w:color="808080" w:sz="4"/>
+              <w:bottom w:val="single" w:color="808080" w:sz="4"/>
+              <w:right w:val="single" w:color="808080" w:sz="4"/>
+            </w:tcBorders>
+            <w:tcMar>
+              <w:top w:type="dxa" w:w="60"/>
+              <w:left w:type="dxa" w:w="100"/>
+              <w:bottom w:type="dxa" w:w="60"/>
+              <w:right w:type="dxa" w:w="100"/>
+            </w:tcMar>
+            <w:vAlign w:val="center"/>
+          </w:tcPr>
+          <w:p>
+            <w:pPr>
+              <w:jc w:val="left"/>
+            </w:pPr>
+            <w:r>
+              <w:rPr>
+                <w:rFonts w:ascii="Times New Roman" w:cs="Times New Roman" w:eastAsia="Times New Roman" w:hAnsi="Times New Roman"/>
+                <w:b w:val="false"/>
+                <w:bCs w:val="false"/>
+                <w:sz w:val="22"/>
+                <w:szCs w:val="22"/>
+              </w:rPr>
+              <w:t xml:space="preserve">Блокировка входа</w:t>
+            </w:r>
+          </w:p>
+        </w:tc>
+        <w:tc>
+          <w:tcPr>
+            <w:tcW w:type="dxa" w:w="4343"/>
+            <w:tcBorders>
+              <w:top w:val="single" w:color="808080" w:sz="4"/>
+              <w:left w:val="single" w:color="808080" w:sz="4"/>
+              <w:bottom w:val="single" w:color="808080" w:sz="4"/>
+              <w:right w:val="single" w:color="808080" w:sz="4"/>
+            </w:tcBorders>
+            <w:tcMar>
+              <w:top w:type="dxa" w:w="60"/>
+              <w:left w:type="dxa" w:w="100"/>
+              <w:bottom w:type="dxa" w:w="60"/>
+              <w:right w:type="dxa" w:w="100"/>
+            </w:tcMar>
+            <w:vAlign w:val="center"/>
+          </w:tcPr>
+          <w:p>
+            <w:pPr>
+              <w:jc w:val="left"/>
+            </w:pPr>
+            <w:r>
+              <w:rPr>
+                <w:rFonts w:ascii="Times New Roman" w:cs="Times New Roman" w:eastAsia="Times New Roman" w:hAnsi="Times New Roman"/>
+                <w:b w:val="false"/>
+                <w:bCs w:val="false"/>
+                <w:sz w:val="22"/>
+                <w:szCs w:val="22"/>
+              </w:rPr>
+              <w:t xml:space="preserve">5 неудачных входов на один email или 20 с одного IP за 15 минут</w:t>
+            </w:r>
+          </w:p>
+        </w:tc>
+        <w:tc>
+          <w:tcPr>
+            <w:tcW w:type="dxa" w:w="2674"/>
+            <w:tcBorders>
+              <w:top w:val="single" w:color="808080" w:sz="4"/>
+              <w:left w:val="single" w:color="808080" w:sz="4"/>
+              <w:bottom w:val="single" w:color="808080" w:sz="4"/>
+              <w:right w:val="single" w:color="808080" w:sz="4"/>
+            </w:tcBorders>
+            <w:tcMar>
+              <w:top w:type="dxa" w:w="60"/>
+              <w:left w:type="dxa" w:w="100"/>
+              <w:bottom w:type="dxa" w:w="60"/>
+              <w:right w:type="dxa" w:w="100"/>
+            </w:tcMar>
+            <w:vAlign w:val="center"/>
+          </w:tcPr>
+          <w:p>
+            <w:pPr>
+              <w:jc w:val="left"/>
+            </w:pPr>
+            <w:r>
+              <w:rPr>
+                <w:rFonts w:ascii="Times New Roman" w:cs="Times New Roman" w:eastAsia="Times New Roman" w:hAnsi="Times New Roman"/>
+                <w:b w:val="false"/>
+                <w:bCs w:val="false"/>
+                <w:sz w:val="22"/>
+                <w:szCs w:val="22"/>
+              </w:rPr>
+              <w:t xml:space="preserve">429 с Retry-After, запись «Вход заблокирован» в журнал</w:t>
+            </w:r>
+          </w:p>
+        </w:tc>
+      </w:tr>
+      <w:tr>
+        <w:tc>
+          <w:tcPr>
+            <w:tcW w:type="dxa" w:w="2338"/>
+            <w:tcBorders>
+              <w:top w:val="single" w:color="808080" w:sz="4"/>
+              <w:left w:val="single" w:color="808080" w:sz="4"/>
+              <w:bottom w:val="single" w:color="808080" w:sz="4"/>
+              <w:right w:val="single" w:color="808080" w:sz="4"/>
+            </w:tcBorders>
+            <w:tcMar>
+              <w:top w:type="dxa" w:w="60"/>
+              <w:left w:type="dxa" w:w="100"/>
+              <w:bottom w:type="dxa" w:w="60"/>
+              <w:right w:type="dxa" w:w="100"/>
+            </w:tcMar>
+            <w:vAlign w:val="center"/>
+          </w:tcPr>
+          <w:p>
+            <w:pPr>
+              <w:jc w:val="left"/>
+            </w:pPr>
+            <w:r>
+              <w:rPr>
+                <w:rFonts w:ascii="Times New Roman" w:cs="Times New Roman" w:eastAsia="Times New Roman" w:hAnsi="Times New Roman"/>
+                <w:b w:val="false"/>
+                <w:bCs w:val="false"/>
+                <w:sz w:val="22"/>
+                <w:szCs w:val="22"/>
+              </w:rPr>
+              <w:t xml:space="preserve">Демо-вход на проде</w:t>
+            </w:r>
+          </w:p>
+        </w:tc>
+        <w:tc>
+          <w:tcPr>
+            <w:tcW w:type="dxa" w:w="4343"/>
+            <w:tcBorders>
+              <w:top w:val="single" w:color="808080" w:sz="4"/>
+              <w:left w:val="single" w:color="808080" w:sz="4"/>
+              <w:bottom w:val="single" w:color="808080" w:sz="4"/>
+              <w:right w:val="single" w:color="808080" w:sz="4"/>
+            </w:tcBorders>
+            <w:tcMar>
+              <w:top w:type="dxa" w:w="60"/>
+              <w:left w:type="dxa" w:w="100"/>
+              <w:bottom w:type="dxa" w:w="60"/>
+              <w:right w:type="dxa" w:w="100"/>
+            </w:tcMar>
+            <w:vAlign w:val="center"/>
+          </w:tcPr>
+          <w:p>
+            <w:pPr>
+              <w:jc w:val="left"/>
+            </w:pPr>
+            <w:r>
+              <w:rPr>
+                <w:rFonts w:ascii="Times New Roman" w:cs="Times New Roman" w:eastAsia="Times New Roman" w:hAnsi="Times New Roman"/>
+                <w:b w:val="false"/>
+                <w:bCs w:val="false"/>
+                <w:sz w:val="22"/>
+                <w:szCs w:val="22"/>
+              </w:rPr>
+              <w:t xml:space="preserve">Общий пароль demo1234 не принимается (DEMO_LOGIN=0)</w:t>
+            </w:r>
+          </w:p>
+        </w:tc>
+        <w:tc>
+          <w:tcPr>
+            <w:tcW w:type="dxa" w:w="2674"/>
+            <w:tcBorders>
+              <w:top w:val="single" w:color="808080" w:sz="4"/>
+              <w:left w:val="single" w:color="808080" w:sz="4"/>
+              <w:bottom w:val="single" w:color="808080" w:sz="4"/>
+              <w:right w:val="single" w:color="808080" w:sz="4"/>
+            </w:tcBorders>
+            <w:tcMar>
+              <w:top w:type="dxa" w:w="60"/>
+              <w:left w:type="dxa" w:w="100"/>
+              <w:bottom w:type="dxa" w:w="60"/>
+              <w:right w:type="dxa" w:w="100"/>
+            </w:tcMar>
+            <w:vAlign w:val="center"/>
+          </w:tcPr>
+          <w:p>
+            <w:pPr>
+              <w:jc w:val="left"/>
+            </w:pPr>
+            <w:r>
+              <w:rPr>
+                <w:rFonts w:ascii="Times New Roman" w:cs="Times New Roman" w:eastAsia="Times New Roman" w:hAnsi="Times New Roman"/>
+                <w:b w:val="false"/>
+                <w:bCs w:val="false"/>
+                <w:sz w:val="22"/>
+                <w:szCs w:val="22"/>
+              </w:rPr>
+              <w:t xml:space="preserve">Ошибка входа; персоналу пароли задаёт server/set-password.ts</w:t>
+            </w:r>
+          </w:p>
+        </w:tc>
+      </w:tr>
     </w:tbl>
     <w:p>
       <w:pPr>
@@ -32981,6 +34290,309 @@
                 <w:szCs w:val="22"/>
               </w:rPr>
               <w:t xml:space="preserve">Фокус на лучших совпадениях</w:t>
+            </w:r>
+          </w:p>
+        </w:tc>
+      </w:tr>
+      <w:tr>
+        <w:tc>
+          <w:tcPr>
+            <w:tcW w:type="dxa" w:w="2878"/>
+            <w:tcBorders>
+              <w:top w:val="single" w:color="808080" w:sz="4"/>
+              <w:left w:val="single" w:color="808080" w:sz="4"/>
+              <w:bottom w:val="single" w:color="808080" w:sz="4"/>
+              <w:right w:val="single" w:color="808080" w:sz="4"/>
+            </w:tcBorders>
+            <w:tcMar>
+              <w:top w:type="dxa" w:w="60"/>
+              <w:left w:type="dxa" w:w="100"/>
+              <w:bottom w:type="dxa" w:w="60"/>
+              <w:right w:type="dxa" w:w="100"/>
+            </w:tcMar>
+            <w:vAlign w:val="center"/>
+          </w:tcPr>
+          <w:p>
+            <w:pPr>
+              <w:jc w:val="left"/>
+            </w:pPr>
+            <w:r>
+              <w:rPr>
+                <w:rFonts w:ascii="Times New Roman" w:cs="Times New Roman" w:eastAsia="Times New Roman" w:hAnsi="Times New Roman"/>
+                <w:b w:val="false"/>
+                <w:bCs w:val="false"/>
+                <w:sz w:val="22"/>
+                <w:szCs w:val="22"/>
+              </w:rPr>
+              <w:t xml:space="preserve">Неудачные входы</w:t>
+            </w:r>
+          </w:p>
+        </w:tc>
+        <w:tc>
+          <w:tcPr>
+            <w:tcW w:type="dxa" w:w="3238"/>
+            <w:tcBorders>
+              <w:top w:val="single" w:color="808080" w:sz="4"/>
+              <w:left w:val="single" w:color="808080" w:sz="4"/>
+              <w:bottom w:val="single" w:color="808080" w:sz="4"/>
+              <w:right w:val="single" w:color="808080" w:sz="4"/>
+            </w:tcBorders>
+            <w:tcMar>
+              <w:top w:type="dxa" w:w="60"/>
+              <w:left w:type="dxa" w:w="100"/>
+              <w:bottom w:type="dxa" w:w="60"/>
+              <w:right w:type="dxa" w:w="100"/>
+            </w:tcMar>
+            <w:vAlign w:val="center"/>
+          </w:tcPr>
+          <w:p>
+            <w:pPr>
+              <w:jc w:val="left"/>
+            </w:pPr>
+            <w:r>
+              <w:rPr>
+                <w:rFonts w:ascii="Times New Roman" w:cs="Times New Roman" w:eastAsia="Times New Roman" w:hAnsi="Times New Roman"/>
+                <w:b w:val="false"/>
+                <w:bCs w:val="false"/>
+                <w:sz w:val="22"/>
+                <w:szCs w:val="22"/>
+              </w:rPr>
+              <w:t xml:space="preserve">5 на email и 20 с IP за 15 минут</w:t>
+            </w:r>
+          </w:p>
+        </w:tc>
+        <w:tc>
+          <w:tcPr>
+            <w:tcW w:type="dxa" w:w="3239"/>
+            <w:tcBorders>
+              <w:top w:val="single" w:color="808080" w:sz="4"/>
+              <w:left w:val="single" w:color="808080" w:sz="4"/>
+              <w:bottom w:val="single" w:color="808080" w:sz="4"/>
+              <w:right w:val="single" w:color="808080" w:sz="4"/>
+            </w:tcBorders>
+            <w:tcMar>
+              <w:top w:type="dxa" w:w="60"/>
+              <w:left w:type="dxa" w:w="100"/>
+              <w:bottom w:type="dxa" w:w="60"/>
+              <w:right w:type="dxa" w:w="100"/>
+            </w:tcMar>
+            <w:vAlign w:val="center"/>
+          </w:tcPr>
+          <w:p>
+            <w:pPr>
+              <w:jc w:val="left"/>
+            </w:pPr>
+            <w:r>
+              <w:rPr>
+                <w:rFonts w:ascii="Times New Roman" w:cs="Times New Roman" w:eastAsia="Times New Roman" w:hAnsi="Times New Roman"/>
+                <w:b w:val="false"/>
+                <w:bCs w:val="false"/>
+                <w:sz w:val="22"/>
+                <w:szCs w:val="22"/>
+              </w:rPr>
+              <w:t xml:space="preserve">Защита от подбора пароля</w:t>
+            </w:r>
+          </w:p>
+        </w:tc>
+      </w:tr>
+      <w:tr>
+        <w:tc>
+          <w:tcPr>
+            <w:tcW w:type="dxa" w:w="2878"/>
+            <w:tcBorders>
+              <w:top w:val="single" w:color="808080" w:sz="4"/>
+              <w:left w:val="single" w:color="808080" w:sz="4"/>
+              <w:bottom w:val="single" w:color="808080" w:sz="4"/>
+              <w:right w:val="single" w:color="808080" w:sz="4"/>
+            </w:tcBorders>
+            <w:tcMar>
+              <w:top w:type="dxa" w:w="60"/>
+              <w:left w:type="dxa" w:w="100"/>
+              <w:bottom w:type="dxa" w:w="60"/>
+              <w:right w:type="dxa" w:w="100"/>
+            </w:tcMar>
+            <w:vAlign w:val="center"/>
+          </w:tcPr>
+          <w:p>
+            <w:pPr>
+              <w:jc w:val="left"/>
+            </w:pPr>
+            <w:r>
+              <w:rPr>
+                <w:rFonts w:ascii="Times New Roman" w:cs="Times New Roman" w:eastAsia="Times New Roman" w:hAnsi="Times New Roman"/>
+                <w:b w:val="false"/>
+                <w:bCs w:val="false"/>
+                <w:sz w:val="22"/>
+                <w:szCs w:val="22"/>
+              </w:rPr>
+              <w:t xml:space="preserve">Ошибки из браузера</w:t>
+            </w:r>
+          </w:p>
+        </w:tc>
+        <w:tc>
+          <w:tcPr>
+            <w:tcW w:type="dxa" w:w="3238"/>
+            <w:tcBorders>
+              <w:top w:val="single" w:color="808080" w:sz="4"/>
+              <w:left w:val="single" w:color="808080" w:sz="4"/>
+              <w:bottom w:val="single" w:color="808080" w:sz="4"/>
+              <w:right w:val="single" w:color="808080" w:sz="4"/>
+            </w:tcBorders>
+            <w:tcMar>
+              <w:top w:type="dxa" w:w="60"/>
+              <w:left w:type="dxa" w:w="100"/>
+              <w:bottom w:type="dxa" w:w="60"/>
+              <w:right w:type="dxa" w:w="100"/>
+            </w:tcMar>
+            <w:vAlign w:val="center"/>
+          </w:tcPr>
+          <w:p>
+            <w:pPr>
+              <w:jc w:val="left"/>
+            </w:pPr>
+            <w:r>
+              <w:rPr>
+                <w:rFonts w:ascii="Times New Roman" w:cs="Times New Roman" w:eastAsia="Times New Roman" w:hAnsi="Times New Roman"/>
+                <w:b w:val="false"/>
+                <w:bCs w:val="false"/>
+                <w:sz w:val="22"/>
+                <w:szCs w:val="22"/>
+              </w:rPr>
+              <w:t xml:space="preserve">20 в минуту с одного адреса</w:t>
+            </w:r>
+          </w:p>
+        </w:tc>
+        <w:tc>
+          <w:tcPr>
+            <w:tcW w:type="dxa" w:w="3239"/>
+            <w:tcBorders>
+              <w:top w:val="single" w:color="808080" w:sz="4"/>
+              <w:left w:val="single" w:color="808080" w:sz="4"/>
+              <w:bottom w:val="single" w:color="808080" w:sz="4"/>
+              <w:right w:val="single" w:color="808080" w:sz="4"/>
+            </w:tcBorders>
+            <w:tcMar>
+              <w:top w:type="dxa" w:w="60"/>
+              <w:left w:type="dxa" w:w="100"/>
+              <w:bottom w:type="dxa" w:w="60"/>
+              <w:right w:type="dxa" w:w="100"/>
+            </w:tcMar>
+            <w:vAlign w:val="center"/>
+          </w:tcPr>
+          <w:p>
+            <w:pPr>
+              <w:jc w:val="left"/>
+            </w:pPr>
+            <w:r>
+              <w:rPr>
+                <w:rFonts w:ascii="Times New Roman" w:cs="Times New Roman" w:eastAsia="Times New Roman" w:hAnsi="Times New Roman"/>
+                <w:b w:val="false"/>
+                <w:bCs w:val="false"/>
+                <w:sz w:val="22"/>
+                <w:szCs w:val="22"/>
+              </w:rPr>
+              <w:t xml:space="preserve">Защита лога от потока</w:t>
+            </w:r>
+          </w:p>
+        </w:tc>
+      </w:tr>
+      <w:tr>
+        <w:tc>
+          <w:tcPr>
+            <w:tcW w:type="dxa" w:w="2878"/>
+            <w:tcBorders>
+              <w:top w:val="single" w:color="808080" w:sz="4"/>
+              <w:left w:val="single" w:color="808080" w:sz="4"/>
+              <w:bottom w:val="single" w:color="808080" w:sz="4"/>
+              <w:right w:val="single" w:color="808080" w:sz="4"/>
+            </w:tcBorders>
+            <w:tcMar>
+              <w:top w:type="dxa" w:w="60"/>
+              <w:left w:type="dxa" w:w="100"/>
+              <w:bottom w:type="dxa" w:w="60"/>
+              <w:right w:type="dxa" w:w="100"/>
+            </w:tcMar>
+            <w:vAlign w:val="center"/>
+          </w:tcPr>
+          <w:p>
+            <w:pPr>
+              <w:jc w:val="left"/>
+            </w:pPr>
+            <w:r>
+              <w:rPr>
+                <w:rFonts w:ascii="Times New Roman" w:cs="Times New Roman" w:eastAsia="Times New Roman" w:hAnsi="Times New Roman"/>
+                <w:b w:val="false"/>
+                <w:bCs w:val="false"/>
+                <w:sz w:val="22"/>
+                <w:szCs w:val="22"/>
+              </w:rPr>
+              <w:t xml:space="preserve">Переходы по фейкдорам</w:t>
+            </w:r>
+          </w:p>
+        </w:tc>
+        <w:tc>
+          <w:tcPr>
+            <w:tcW w:type="dxa" w:w="3238"/>
+            <w:tcBorders>
+              <w:top w:val="single" w:color="808080" w:sz="4"/>
+              <w:left w:val="single" w:color="808080" w:sz="4"/>
+              <w:bottom w:val="single" w:color="808080" w:sz="4"/>
+              <w:right w:val="single" w:color="808080" w:sz="4"/>
+            </w:tcBorders>
+            <w:tcMar>
+              <w:top w:type="dxa" w:w="60"/>
+              <w:left w:type="dxa" w:w="100"/>
+              <w:bottom w:type="dxa" w:w="60"/>
+              <w:right w:type="dxa" w:w="100"/>
+            </w:tcMar>
+            <w:vAlign w:val="center"/>
+          </w:tcPr>
+          <w:p>
+            <w:pPr>
+              <w:jc w:val="left"/>
+            </w:pPr>
+            <w:r>
+              <w:rPr>
+                <w:rFonts w:ascii="Times New Roman" w:cs="Times New Roman" w:eastAsia="Times New Roman" w:hAnsi="Times New Roman"/>
+                <w:b w:val="false"/>
+                <w:bCs w:val="false"/>
+                <w:sz w:val="22"/>
+                <w:szCs w:val="22"/>
+              </w:rPr>
+              <w:t xml:space="preserve">30 в минуту с одного адреса</w:t>
+            </w:r>
+          </w:p>
+        </w:tc>
+        <w:tc>
+          <w:tcPr>
+            <w:tcW w:type="dxa" w:w="3239"/>
+            <w:tcBorders>
+              <w:top w:val="single" w:color="808080" w:sz="4"/>
+              <w:left w:val="single" w:color="808080" w:sz="4"/>
+              <w:bottom w:val="single" w:color="808080" w:sz="4"/>
+              <w:right w:val="single" w:color="808080" w:sz="4"/>
+            </w:tcBorders>
+            <w:tcMar>
+              <w:top w:type="dxa" w:w="60"/>
+              <w:left w:type="dxa" w:w="100"/>
+              <w:bottom w:type="dxa" w:w="60"/>
+              <w:right w:type="dxa" w:w="100"/>
+            </w:tcMar>
+            <w:vAlign w:val="center"/>
+          </w:tcPr>
+          <w:p>
+            <w:pPr>
+              <w:jc w:val="left"/>
+            </w:pPr>
+            <w:r>
+              <w:rPr>
+                <w:rFonts w:ascii="Times New Roman" w:cs="Times New Roman" w:eastAsia="Times New Roman" w:hAnsi="Times New Roman"/>
+                <w:b w:val="false"/>
+                <w:bCs w:val="false"/>
+                <w:sz w:val="22"/>
+                <w:szCs w:val="22"/>
+              </w:rPr>
+              <w:t xml:space="preserve">Честный счётчик спроса</w:t>
             </w:r>
           </w:p>
         </w:tc>
@@ -34088,7 +35700,7 @@
                 <w:sz w:val="22"/>
                 <w:szCs w:val="22"/>
               </w:rPr>
-              <w:t xml:space="preserve">CI: линтер, сборка, тесты API, smoke-тест Docker</w:t>
+              <w:t xml:space="preserve">CI: 5 линтеров, сборка, тесты API на JSON и Postgres, smoke-тест Docker</w:t>
             </w:r>
           </w:p>
         </w:tc>
@@ -34323,7 +35935,7 @@
                 <w:sz w:val="22"/>
                 <w:szCs w:val="22"/>
               </w:rPr>
-              <w:t xml:space="preserve">Trivy (в Docker), npm audit</w:t>
+              <w:t xml:space="preserve">Прод-сервер (Rocky Linux 9)</w:t>
             </w:r>
           </w:p>
         </w:tc>
@@ -34356,7 +35968,7 @@
                 <w:sz w:val="22"/>
                 <w:szCs w:val="22"/>
               </w:rPr>
-              <w:t xml:space="preserve">Проверка уязвимостей зависимостей и образов</w:t>
+              <w:t xml:space="preserve">Хостинг сайта, API и базы</w:t>
             </w:r>
           </w:p>
         </w:tc>
@@ -34389,7 +36001,7 @@
                 <w:sz w:val="22"/>
                 <w:szCs w:val="22"/>
               </w:rPr>
-              <w:t xml:space="preserve">Средняя</w:t>
+              <w:t xml:space="preserve">Высокая</w:t>
             </w:r>
           </w:p>
         </w:tc>
@@ -34457,6 +36069,408 @@
                 <w:sz w:val="22"/>
                 <w:szCs w:val="22"/>
               </w:rPr>
+              <w:t xml:space="preserve">Let's Encrypt (через Caddy)</w:t>
+            </w:r>
+          </w:p>
+        </w:tc>
+        <w:tc>
+          <w:tcPr>
+            <w:tcW w:type="dxa" w:w="3938"/>
+            <w:tcBorders>
+              <w:top w:val="single" w:color="808080" w:sz="4"/>
+              <w:left w:val="single" w:color="808080" w:sz="4"/>
+              <w:bottom w:val="single" w:color="808080" w:sz="4"/>
+              <w:right w:val="single" w:color="808080" w:sz="4"/>
+            </w:tcBorders>
+            <w:tcMar>
+              <w:top w:type="dxa" w:w="60"/>
+              <w:left w:type="dxa" w:w="100"/>
+              <w:bottom w:type="dxa" w:w="60"/>
+              <w:right w:type="dxa" w:w="100"/>
+            </w:tcMar>
+            <w:vAlign w:val="center"/>
+          </w:tcPr>
+          <w:p>
+            <w:pPr>
+              <w:jc w:val="left"/>
+            </w:pPr>
+            <w:r>
+              <w:rPr>
+                <w:rFonts w:ascii="Times New Roman" w:cs="Times New Roman" w:eastAsia="Times New Roman" w:hAnsi="Times New Roman"/>
+                <w:b w:val="false"/>
+                <w:bCs w:val="false"/>
+                <w:sz w:val="22"/>
+                <w:szCs w:val="22"/>
+              </w:rPr>
+              <w:t xml:space="preserve">HTTPS-сертификат прода, продлевается сам</w:t>
+            </w:r>
+          </w:p>
+        </w:tc>
+        <w:tc>
+          <w:tcPr>
+            <w:tcW w:type="dxa" w:w="1312"/>
+            <w:tcBorders>
+              <w:top w:val="single" w:color="808080" w:sz="4"/>
+              <w:left w:val="single" w:color="808080" w:sz="4"/>
+              <w:bottom w:val="single" w:color="808080" w:sz="4"/>
+              <w:right w:val="single" w:color="808080" w:sz="4"/>
+            </w:tcBorders>
+            <w:tcMar>
+              <w:top w:type="dxa" w:w="60"/>
+              <w:left w:type="dxa" w:w="100"/>
+              <w:bottom w:type="dxa" w:w="60"/>
+              <w:right w:type="dxa" w:w="100"/>
+            </w:tcMar>
+            <w:vAlign w:val="center"/>
+          </w:tcPr>
+          <w:p>
+            <w:pPr>
+              <w:jc w:val="left"/>
+            </w:pPr>
+            <w:r>
+              <w:rPr>
+                <w:rFonts w:ascii="Times New Roman" w:cs="Times New Roman" w:eastAsia="Times New Roman" w:hAnsi="Times New Roman"/>
+                <w:b w:val="false"/>
+                <w:bCs w:val="false"/>
+                <w:sz w:val="22"/>
+                <w:szCs w:val="22"/>
+              </w:rPr>
+              <w:t xml:space="preserve">Высокая</w:t>
+            </w:r>
+          </w:p>
+        </w:tc>
+        <w:tc>
+          <w:tcPr>
+            <w:tcW w:type="dxa" w:w="1644"/>
+            <w:tcBorders>
+              <w:top w:val="single" w:color="808080" w:sz="4"/>
+              <w:left w:val="single" w:color="808080" w:sz="4"/>
+              <w:bottom w:val="single" w:color="808080" w:sz="4"/>
+              <w:right w:val="single" w:color="808080" w:sz="4"/>
+            </w:tcBorders>
+            <w:tcMar>
+              <w:top w:type="dxa" w:w="60"/>
+              <w:left w:type="dxa" w:w="100"/>
+              <w:bottom w:type="dxa" w:w="60"/>
+              <w:right w:type="dxa" w:w="100"/>
+            </w:tcMar>
+            <w:vAlign w:val="center"/>
+          </w:tcPr>
+          <w:p>
+            <w:pPr>
+              <w:jc w:val="left"/>
+            </w:pPr>
+            <w:r>
+              <w:rPr>
+                <w:rFonts w:ascii="Times New Roman" w:cs="Times New Roman" w:eastAsia="Times New Roman" w:hAnsi="Times New Roman"/>
+                <w:b w:val="false"/>
+                <w:bCs w:val="false"/>
+                <w:sz w:val="22"/>
+                <w:szCs w:val="22"/>
+              </w:rPr>
+              <w:t xml:space="preserve">Не задано</w:t>
+            </w:r>
+          </w:p>
+        </w:tc>
+      </w:tr>
+      <w:tr>
+        <w:tc>
+          <w:tcPr>
+            <w:tcW w:type="dxa" w:w="2461"/>
+            <w:tcBorders>
+              <w:top w:val="single" w:color="808080" w:sz="4"/>
+              <w:left w:val="single" w:color="808080" w:sz="4"/>
+              <w:bottom w:val="single" w:color="808080" w:sz="4"/>
+              <w:right w:val="single" w:color="808080" w:sz="4"/>
+            </w:tcBorders>
+            <w:tcMar>
+              <w:top w:type="dxa" w:w="60"/>
+              <w:left w:type="dxa" w:w="100"/>
+              <w:bottom w:type="dxa" w:w="60"/>
+              <w:right w:type="dxa" w:w="100"/>
+            </w:tcMar>
+            <w:vAlign w:val="center"/>
+          </w:tcPr>
+          <w:p>
+            <w:pPr>
+              <w:jc w:val="left"/>
+            </w:pPr>
+            <w:r>
+              <w:rPr>
+                <w:rFonts w:ascii="Times New Roman" w:cs="Times New Roman" w:eastAsia="Times New Roman" w:hAnsi="Times New Roman"/>
+                <w:b w:val="false"/>
+                <w:bCs w:val="false"/>
+                <w:sz w:val="22"/>
+                <w:szCs w:val="22"/>
+              </w:rPr>
+              <w:t xml:space="preserve">Dependabot</w:t>
+            </w:r>
+          </w:p>
+        </w:tc>
+        <w:tc>
+          <w:tcPr>
+            <w:tcW w:type="dxa" w:w="3938"/>
+            <w:tcBorders>
+              <w:top w:val="single" w:color="808080" w:sz="4"/>
+              <w:left w:val="single" w:color="808080" w:sz="4"/>
+              <w:bottom w:val="single" w:color="808080" w:sz="4"/>
+              <w:right w:val="single" w:color="808080" w:sz="4"/>
+            </w:tcBorders>
+            <w:tcMar>
+              <w:top w:type="dxa" w:w="60"/>
+              <w:left w:type="dxa" w:w="100"/>
+              <w:bottom w:type="dxa" w:w="60"/>
+              <w:right w:type="dxa" w:w="100"/>
+            </w:tcMar>
+            <w:vAlign w:val="center"/>
+          </w:tcPr>
+          <w:p>
+            <w:pPr>
+              <w:jc w:val="left"/>
+            </w:pPr>
+            <w:r>
+              <w:rPr>
+                <w:rFonts w:ascii="Times New Roman" w:cs="Times New Roman" w:eastAsia="Times New Roman" w:hAnsi="Times New Roman"/>
+                <w:b w:val="false"/>
+                <w:bCs w:val="false"/>
+                <w:sz w:val="22"/>
+                <w:szCs w:val="22"/>
+              </w:rPr>
+              <w:t xml:space="preserve">Еженедельные обновления действий CI и образов Docker</w:t>
+            </w:r>
+          </w:p>
+        </w:tc>
+        <w:tc>
+          <w:tcPr>
+            <w:tcW w:type="dxa" w:w="1312"/>
+            <w:tcBorders>
+              <w:top w:val="single" w:color="808080" w:sz="4"/>
+              <w:left w:val="single" w:color="808080" w:sz="4"/>
+              <w:bottom w:val="single" w:color="808080" w:sz="4"/>
+              <w:right w:val="single" w:color="808080" w:sz="4"/>
+            </w:tcBorders>
+            <w:tcMar>
+              <w:top w:type="dxa" w:w="60"/>
+              <w:left w:type="dxa" w:w="100"/>
+              <w:bottom w:type="dxa" w:w="60"/>
+              <w:right w:type="dxa" w:w="100"/>
+            </w:tcMar>
+            <w:vAlign w:val="center"/>
+          </w:tcPr>
+          <w:p>
+            <w:pPr>
+              <w:jc w:val="left"/>
+            </w:pPr>
+            <w:r>
+              <w:rPr>
+                <w:rFonts w:ascii="Times New Roman" w:cs="Times New Roman" w:eastAsia="Times New Roman" w:hAnsi="Times New Roman"/>
+                <w:b w:val="false"/>
+                <w:bCs w:val="false"/>
+                <w:sz w:val="22"/>
+                <w:szCs w:val="22"/>
+              </w:rPr>
+              <w:t xml:space="preserve">Низкая</w:t>
+            </w:r>
+          </w:p>
+        </w:tc>
+        <w:tc>
+          <w:tcPr>
+            <w:tcW w:type="dxa" w:w="1644"/>
+            <w:tcBorders>
+              <w:top w:val="single" w:color="808080" w:sz="4"/>
+              <w:left w:val="single" w:color="808080" w:sz="4"/>
+              <w:bottom w:val="single" w:color="808080" w:sz="4"/>
+              <w:right w:val="single" w:color="808080" w:sz="4"/>
+            </w:tcBorders>
+            <w:tcMar>
+              <w:top w:type="dxa" w:w="60"/>
+              <w:left w:type="dxa" w:w="100"/>
+              <w:bottom w:type="dxa" w:w="60"/>
+              <w:right w:type="dxa" w:w="100"/>
+            </w:tcMar>
+            <w:vAlign w:val="center"/>
+          </w:tcPr>
+          <w:p>
+            <w:pPr>
+              <w:jc w:val="left"/>
+            </w:pPr>
+            <w:r>
+              <w:rPr>
+                <w:rFonts w:ascii="Times New Roman" w:cs="Times New Roman" w:eastAsia="Times New Roman" w:hAnsi="Times New Roman"/>
+                <w:b w:val="false"/>
+                <w:bCs w:val="false"/>
+                <w:sz w:val="22"/>
+                <w:szCs w:val="22"/>
+              </w:rPr>
+              <w:t xml:space="preserve">Не задано</w:t>
+            </w:r>
+          </w:p>
+        </w:tc>
+      </w:tr>
+      <w:tr>
+        <w:tc>
+          <w:tcPr>
+            <w:tcW w:type="dxa" w:w="2461"/>
+            <w:tcBorders>
+              <w:top w:val="single" w:color="808080" w:sz="4"/>
+              <w:left w:val="single" w:color="808080" w:sz="4"/>
+              <w:bottom w:val="single" w:color="808080" w:sz="4"/>
+              <w:right w:val="single" w:color="808080" w:sz="4"/>
+            </w:tcBorders>
+            <w:tcMar>
+              <w:top w:type="dxa" w:w="60"/>
+              <w:left w:type="dxa" w:w="100"/>
+              <w:bottom w:type="dxa" w:w="60"/>
+              <w:right w:type="dxa" w:w="100"/>
+            </w:tcMar>
+            <w:vAlign w:val="center"/>
+          </w:tcPr>
+          <w:p>
+            <w:pPr>
+              <w:jc w:val="left"/>
+            </w:pPr>
+            <w:r>
+              <w:rPr>
+                <w:rFonts w:ascii="Times New Roman" w:cs="Times New Roman" w:eastAsia="Times New Roman" w:hAnsi="Times New Roman"/>
+                <w:b w:val="false"/>
+                <w:bCs w:val="false"/>
+                <w:sz w:val="22"/>
+                <w:szCs w:val="22"/>
+              </w:rPr>
+              <w:t xml:space="preserve">Trivy (в Docker), npm audit</w:t>
+            </w:r>
+          </w:p>
+        </w:tc>
+        <w:tc>
+          <w:tcPr>
+            <w:tcW w:type="dxa" w:w="3938"/>
+            <w:tcBorders>
+              <w:top w:val="single" w:color="808080" w:sz="4"/>
+              <w:left w:val="single" w:color="808080" w:sz="4"/>
+              <w:bottom w:val="single" w:color="808080" w:sz="4"/>
+              <w:right w:val="single" w:color="808080" w:sz="4"/>
+            </w:tcBorders>
+            <w:tcMar>
+              <w:top w:type="dxa" w:w="60"/>
+              <w:left w:type="dxa" w:w="100"/>
+              <w:bottom w:type="dxa" w:w="60"/>
+              <w:right w:type="dxa" w:w="100"/>
+            </w:tcMar>
+            <w:vAlign w:val="center"/>
+          </w:tcPr>
+          <w:p>
+            <w:pPr>
+              <w:jc w:val="left"/>
+            </w:pPr>
+            <w:r>
+              <w:rPr>
+                <w:rFonts w:ascii="Times New Roman" w:cs="Times New Roman" w:eastAsia="Times New Roman" w:hAnsi="Times New Roman"/>
+                <w:b w:val="false"/>
+                <w:bCs w:val="false"/>
+                <w:sz w:val="22"/>
+                <w:szCs w:val="22"/>
+              </w:rPr>
+              <w:t xml:space="preserve">Проверка уязвимостей зависимостей и образов</w:t>
+            </w:r>
+          </w:p>
+        </w:tc>
+        <w:tc>
+          <w:tcPr>
+            <w:tcW w:type="dxa" w:w="1312"/>
+            <w:tcBorders>
+              <w:top w:val="single" w:color="808080" w:sz="4"/>
+              <w:left w:val="single" w:color="808080" w:sz="4"/>
+              <w:bottom w:val="single" w:color="808080" w:sz="4"/>
+              <w:right w:val="single" w:color="808080" w:sz="4"/>
+            </w:tcBorders>
+            <w:tcMar>
+              <w:top w:type="dxa" w:w="60"/>
+              <w:left w:type="dxa" w:w="100"/>
+              <w:bottom w:type="dxa" w:w="60"/>
+              <w:right w:type="dxa" w:w="100"/>
+            </w:tcMar>
+            <w:vAlign w:val="center"/>
+          </w:tcPr>
+          <w:p>
+            <w:pPr>
+              <w:jc w:val="left"/>
+            </w:pPr>
+            <w:r>
+              <w:rPr>
+                <w:rFonts w:ascii="Times New Roman" w:cs="Times New Roman" w:eastAsia="Times New Roman" w:hAnsi="Times New Roman"/>
+                <w:b w:val="false"/>
+                <w:bCs w:val="false"/>
+                <w:sz w:val="22"/>
+                <w:szCs w:val="22"/>
+              </w:rPr>
+              <w:t xml:space="preserve">Средняя</w:t>
+            </w:r>
+          </w:p>
+        </w:tc>
+        <w:tc>
+          <w:tcPr>
+            <w:tcW w:type="dxa" w:w="1644"/>
+            <w:tcBorders>
+              <w:top w:val="single" w:color="808080" w:sz="4"/>
+              <w:left w:val="single" w:color="808080" w:sz="4"/>
+              <w:bottom w:val="single" w:color="808080" w:sz="4"/>
+              <w:right w:val="single" w:color="808080" w:sz="4"/>
+            </w:tcBorders>
+            <w:tcMar>
+              <w:top w:type="dxa" w:w="60"/>
+              <w:left w:type="dxa" w:w="100"/>
+              <w:bottom w:type="dxa" w:w="60"/>
+              <w:right w:type="dxa" w:w="100"/>
+            </w:tcMar>
+            <w:vAlign w:val="center"/>
+          </w:tcPr>
+          <w:p>
+            <w:pPr>
+              <w:jc w:val="left"/>
+            </w:pPr>
+            <w:r>
+              <w:rPr>
+                <w:rFonts w:ascii="Times New Roman" w:cs="Times New Roman" w:eastAsia="Times New Roman" w:hAnsi="Times New Roman"/>
+                <w:b w:val="false"/>
+                <w:bCs w:val="false"/>
+                <w:sz w:val="22"/>
+                <w:szCs w:val="22"/>
+              </w:rPr>
+              <w:t xml:space="preserve">Не задано</w:t>
+            </w:r>
+          </w:p>
+        </w:tc>
+      </w:tr>
+      <w:tr>
+        <w:tc>
+          <w:tcPr>
+            <w:tcW w:type="dxa" w:w="2461"/>
+            <w:tcBorders>
+              <w:top w:val="single" w:color="808080" w:sz="4"/>
+              <w:left w:val="single" w:color="808080" w:sz="4"/>
+              <w:bottom w:val="single" w:color="808080" w:sz="4"/>
+              <w:right w:val="single" w:color="808080" w:sz="4"/>
+            </w:tcBorders>
+            <w:tcMar>
+              <w:top w:type="dxa" w:w="60"/>
+              <w:left w:type="dxa" w:w="100"/>
+              <w:bottom w:type="dxa" w:w="60"/>
+              <w:right w:type="dxa" w:w="100"/>
+            </w:tcMar>
+            <w:vAlign w:val="center"/>
+          </w:tcPr>
+          <w:p>
+            <w:pPr>
+              <w:jc w:val="left"/>
+            </w:pPr>
+            <w:r>
+              <w:rPr>
+                <w:rFonts w:ascii="Times New Roman" w:cs="Times New Roman" w:eastAsia="Times New Roman" w:hAnsi="Times New Roman"/>
+                <w:b w:val="false"/>
+                <w:bCs w:val="false"/>
+                <w:sz w:val="22"/>
+                <w:szCs w:val="22"/>
+              </w:rPr>
               <w:t xml:space="preserve">Платёжный провайдер</w:t>
             </w:r>
           </w:p>
@@ -34490,7 +36504,7 @@
                 <w:sz w:val="22"/>
                 <w:szCs w:val="22"/>
               </w:rPr>
-              <w:t xml:space="preserve">Пожертвования — сейчас заглушка</w:t>
+              <w:t xml:space="preserve">Пожертвования — сейчас фейкдор</w:t>
             </w:r>
           </w:p>
         </w:tc>
@@ -36080,6 +38094,107 @@
           </w:p>
         </w:tc>
       </w:tr>
+      <w:tr>
+        <w:tc>
+          <w:tcPr>
+            <w:tcW w:type="dxa" w:w="2647"/>
+            <w:tcBorders>
+              <w:top w:val="single" w:color="808080" w:sz="4"/>
+              <w:left w:val="single" w:color="808080" w:sz="4"/>
+              <w:bottom w:val="single" w:color="808080" w:sz="4"/>
+              <w:right w:val="single" w:color="808080" w:sz="4"/>
+            </w:tcBorders>
+            <w:tcMar>
+              <w:top w:type="dxa" w:w="60"/>
+              <w:left w:type="dxa" w:w="100"/>
+              <w:bottom w:type="dxa" w:w="60"/>
+              <w:right w:type="dxa" w:w="100"/>
+            </w:tcMar>
+            <w:vAlign w:val="center"/>
+          </w:tcPr>
+          <w:p>
+            <w:pPr>
+              <w:jc w:val="left"/>
+            </w:pPr>
+            <w:r>
+              <w:rPr>
+                <w:rFonts w:ascii="Times New Roman" w:cs="Times New Roman" w:eastAsia="Times New Roman" w:hAnsi="Times New Roman"/>
+                <w:b w:val="false"/>
+                <w:bCs w:val="false"/>
+                <w:sz w:val="22"/>
+                <w:szCs w:val="22"/>
+              </w:rPr>
+              <w:t xml:space="preserve">Переходы по фейкдорам</w:t>
+            </w:r>
+          </w:p>
+        </w:tc>
+        <w:tc>
+          <w:tcPr>
+            <w:tcW w:type="dxa" w:w="4589"/>
+            <w:tcBorders>
+              <w:top w:val="single" w:color="808080" w:sz="4"/>
+              <w:left w:val="single" w:color="808080" w:sz="4"/>
+              <w:bottom w:val="single" w:color="808080" w:sz="4"/>
+              <w:right w:val="single" w:color="808080" w:sz="4"/>
+            </w:tcBorders>
+            <w:tcMar>
+              <w:top w:type="dxa" w:w="60"/>
+              <w:left w:type="dxa" w:w="100"/>
+              <w:bottom w:type="dxa" w:w="60"/>
+              <w:right w:type="dxa" w:w="100"/>
+            </w:tcMar>
+            <w:vAlign w:val="center"/>
+          </w:tcPr>
+          <w:p>
+            <w:pPr>
+              <w:jc w:val="left"/>
+            </w:pPr>
+            <w:r>
+              <w:rPr>
+                <w:rFonts w:ascii="Times New Roman" w:cs="Times New Roman" w:eastAsia="Times New Roman" w:hAnsi="Times New Roman"/>
+                <w:b w:val="false"/>
+                <w:bCs w:val="false"/>
+                <w:sz w:val="22"/>
+                <w:szCs w:val="22"/>
+              </w:rPr>
+              <w:t xml:space="preserve">Число переходов и время последнего по каждой кнопке</w:t>
+            </w:r>
+          </w:p>
+        </w:tc>
+        <w:tc>
+          <w:tcPr>
+            <w:tcW w:type="dxa" w:w="2119"/>
+            <w:tcBorders>
+              <w:top w:val="single" w:color="808080" w:sz="4"/>
+              <w:left w:val="single" w:color="808080" w:sz="4"/>
+              <w:bottom w:val="single" w:color="808080" w:sz="4"/>
+              <w:right w:val="single" w:color="808080" w:sz="4"/>
+            </w:tcBorders>
+            <w:tcMar>
+              <w:top w:type="dxa" w:w="60"/>
+              <w:left w:type="dxa" w:w="100"/>
+              <w:bottom w:type="dxa" w:w="60"/>
+              <w:right w:type="dxa" w:w="100"/>
+            </w:tcMar>
+            <w:vAlign w:val="center"/>
+          </w:tcPr>
+          <w:p>
+            <w:pPr>
+              <w:jc w:val="left"/>
+            </w:pPr>
+            <w:r>
+              <w:rPr>
+                <w:rFonts w:ascii="Times New Roman" w:cs="Times New Roman" w:eastAsia="Times New Roman" w:hAnsi="Times New Roman"/>
+                <w:b w:val="false"/>
+                <w:bCs w:val="false"/>
+                <w:sz w:val="22"/>
+                <w:szCs w:val="22"/>
+              </w:rPr>
+              <w:t xml:space="preserve">Только дашборд (администраторам)</w:t>
+            </w:r>
+          </w:p>
+        </w:tc>
+      </w:tr>
     </w:tbl>
     <w:p>
       <w:pPr>
@@ -36841,7 +38956,7 @@
                 <w:sz w:val="22"/>
                 <w:szCs w:val="22"/>
               </w:rPr>
-              <w:t xml:space="preserve">Рабочий прототип; отдельных макетов нет</w:t>
+              <w:t xml:space="preserve">Рабочая версия в проде; отдельных макетов нет</w:t>
             </w:r>
           </w:p>
         </w:tc>
@@ -37908,7 +40023,7 @@
           <w:iCs/>
           <w:color w:val="3A3630"/>
         </w:rPr>
-        <w:t xml:space="preserve">Проверка: интеграционные тесты API (npm run test:api, 24 теста) и ручной прогон в браузере 06.10.2026.</w:t>
+        <w:t xml:space="preserve">Проверка: интеграционные тесты API (npm run test:api — 35 тестов, npm run test:postgres — 37 на Postgres) и ручной прогон в браузере 06.10.2026.</w:t>
       </w:r>
     </w:p>
     <w:p>
@@ -38175,7 +40290,7 @@
           <w:sz w:val="26"/>
           <w:szCs w:val="26"/>
         </w:rPr>
-        <w:t xml:space="preserve">Статус на 06.10.2026</w:t>
+        <w:t xml:space="preserve">Статус на 15.10.2026</w:t>
       </w:r>
     </w:p>
     <w:p>
@@ -41753,6 +43868,188 @@
                 <w:szCs w:val="22"/>
               </w:rPr>
               <w:t xml:space="preserve">Критичные вопросы закрыты</w:t>
+            </w:r>
+          </w:p>
+        </w:tc>
+        <w:tc>
+          <w:tcPr>
+            <w:tcW w:type="dxa" w:w="1212"/>
+            <w:tcBorders>
+              <w:top w:val="single" w:color="808080" w:sz="4"/>
+              <w:left w:val="single" w:color="808080" w:sz="4"/>
+              <w:bottom w:val="single" w:color="808080" w:sz="4"/>
+              <w:right w:val="single" w:color="808080" w:sz="4"/>
+            </w:tcBorders>
+            <w:tcMar>
+              <w:top w:type="dxa" w:w="60"/>
+              <w:left w:type="dxa" w:w="100"/>
+              <w:bottom w:type="dxa" w:w="60"/>
+              <w:right w:type="dxa" w:w="100"/>
+            </w:tcMar>
+            <w:vAlign w:val="center"/>
+          </w:tcPr>
+          <w:p>
+            <w:pPr>
+              <w:jc w:val="left"/>
+            </w:pPr>
+            <w:r>
+              <w:rPr>
+                <w:rFonts w:ascii="Times New Roman" w:cs="Times New Roman" w:eastAsia="Times New Roman" w:hAnsi="Times New Roman"/>
+                <w:b w:val="false"/>
+                <w:bCs w:val="false"/>
+                <w:sz w:val="22"/>
+                <w:szCs w:val="22"/>
+              </w:rPr>
+              <w:t xml:space="preserve">☐</w:t>
+            </w:r>
+          </w:p>
+        </w:tc>
+        <w:tc>
+          <w:tcPr>
+            <w:tcW w:type="dxa" w:w="3986"/>
+            <w:tcBorders>
+              <w:top w:val="single" w:color="808080" w:sz="4"/>
+              <w:left w:val="single" w:color="808080" w:sz="4"/>
+              <w:bottom w:val="single" w:color="808080" w:sz="4"/>
+              <w:right w:val="single" w:color="808080" w:sz="4"/>
+            </w:tcBorders>
+            <w:tcMar>
+              <w:top w:type="dxa" w:w="60"/>
+              <w:left w:type="dxa" w:w="100"/>
+              <w:bottom w:type="dxa" w:w="60"/>
+              <w:right w:type="dxa" w:w="100"/>
+            </w:tcMar>
+            <w:vAlign w:val="center"/>
+          </w:tcPr>
+          <w:p>
+            <w:pPr>
+              <w:jc w:val="left"/>
+            </w:pPr>
+          </w:p>
+        </w:tc>
+      </w:tr>
+      <w:tr>
+        <w:tc>
+          <w:tcPr>
+            <w:tcW w:type="dxa" w:w="4157"/>
+            <w:tcBorders>
+              <w:top w:val="single" w:color="808080" w:sz="4"/>
+              <w:left w:val="single" w:color="808080" w:sz="4"/>
+              <w:bottom w:val="single" w:color="808080" w:sz="4"/>
+              <w:right w:val="single" w:color="808080" w:sz="4"/>
+            </w:tcBorders>
+            <w:tcMar>
+              <w:top w:type="dxa" w:w="60"/>
+              <w:left w:type="dxa" w:w="100"/>
+              <w:bottom w:type="dxa" w:w="60"/>
+              <w:right w:type="dxa" w:w="100"/>
+            </w:tcMar>
+            <w:vAlign w:val="center"/>
+          </w:tcPr>
+          <w:p>
+            <w:pPr>
+              <w:jc w:val="left"/>
+            </w:pPr>
+            <w:r>
+              <w:rPr>
+                <w:rFonts w:ascii="Times New Roman" w:cs="Times New Roman" w:eastAsia="Times New Roman" w:hAnsi="Times New Roman"/>
+                <w:b w:val="false"/>
+                <w:bCs w:val="false"/>
+                <w:sz w:val="22"/>
+                <w:szCs w:val="22"/>
+              </w:rPr>
+              <w:t xml:space="preserve">Развёрнуто в проде с HTTPS</w:t>
+            </w:r>
+          </w:p>
+        </w:tc>
+        <w:tc>
+          <w:tcPr>
+            <w:tcW w:type="dxa" w:w="1212"/>
+            <w:tcBorders>
+              <w:top w:val="single" w:color="808080" w:sz="4"/>
+              <w:left w:val="single" w:color="808080" w:sz="4"/>
+              <w:bottom w:val="single" w:color="808080" w:sz="4"/>
+              <w:right w:val="single" w:color="808080" w:sz="4"/>
+            </w:tcBorders>
+            <w:tcMar>
+              <w:top w:type="dxa" w:w="60"/>
+              <w:left w:type="dxa" w:w="100"/>
+              <w:bottom w:type="dxa" w:w="60"/>
+              <w:right w:type="dxa" w:w="100"/>
+            </w:tcMar>
+            <w:vAlign w:val="center"/>
+          </w:tcPr>
+          <w:p>
+            <w:pPr>
+              <w:jc w:val="left"/>
+            </w:pPr>
+            <w:r>
+              <w:rPr>
+                <w:rFonts w:ascii="Times New Roman" w:cs="Times New Roman" w:eastAsia="Times New Roman" w:hAnsi="Times New Roman"/>
+                <w:b w:val="false"/>
+                <w:bCs w:val="false"/>
+                <w:sz w:val="22"/>
+                <w:szCs w:val="22"/>
+              </w:rPr>
+              <w:t xml:space="preserve">☑</w:t>
+            </w:r>
+          </w:p>
+        </w:tc>
+        <w:tc>
+          <w:tcPr>
+            <w:tcW w:type="dxa" w:w="3986"/>
+            <w:tcBorders>
+              <w:top w:val="single" w:color="808080" w:sz="4"/>
+              <w:left w:val="single" w:color="808080" w:sz="4"/>
+              <w:bottom w:val="single" w:color="808080" w:sz="4"/>
+              <w:right w:val="single" w:color="808080" w:sz="4"/>
+            </w:tcBorders>
+            <w:tcMar>
+              <w:top w:type="dxa" w:w="60"/>
+              <w:left w:type="dxa" w:w="100"/>
+              <w:bottom w:type="dxa" w:w="60"/>
+              <w:right w:type="dxa" w:w="100"/>
+            </w:tcMar>
+            <w:vAlign w:val="center"/>
+          </w:tcPr>
+          <w:p>
+            <w:pPr>
+              <w:jc w:val="left"/>
+            </w:pPr>
+          </w:p>
+        </w:tc>
+      </w:tr>
+      <w:tr>
+        <w:tc>
+          <w:tcPr>
+            <w:tcW w:type="dxa" w:w="4157"/>
+            <w:tcBorders>
+              <w:top w:val="single" w:color="808080" w:sz="4"/>
+              <w:left w:val="single" w:color="808080" w:sz="4"/>
+              <w:bottom w:val="single" w:color="808080" w:sz="4"/>
+              <w:right w:val="single" w:color="808080" w:sz="4"/>
+            </w:tcBorders>
+            <w:tcMar>
+              <w:top w:type="dxa" w:w="60"/>
+              <w:left w:type="dxa" w:w="100"/>
+              <w:bottom w:type="dxa" w:w="60"/>
+              <w:right w:type="dxa" w:w="100"/>
+            </w:tcMar>
+            <w:vAlign w:val="center"/>
+          </w:tcPr>
+          <w:p>
+            <w:pPr>
+              <w:jc w:val="left"/>
+            </w:pPr>
+            <w:r>
+              <w:rPr>
+                <w:rFonts w:ascii="Times New Roman" w:cs="Times New Roman" w:eastAsia="Times New Roman" w:hAnsi="Times New Roman"/>
+                <w:b w:val="false"/>
+                <w:bCs w:val="false"/>
+                <w:sz w:val="22"/>
+                <w:szCs w:val="22"/>
+              </w:rPr>
+              <w:t xml:space="preserve">Резервные копии базы</w:t>
             </w:r>
           </w:p>
         </w:tc>
@@ -42495,7 +44792,7 @@
                 <w:sz w:val="22"/>
                 <w:szCs w:val="22"/>
               </w:rPr>
-              <w:t xml:space="preserve">http://localhost:8081 (Docker) / http://127.0.0.1:5173 (dev)</w:t>
+              <w:t xml:space="preserve">https://dobryi-dom-s-hvostikamy.ru (прод) / http://localhost:8081 (Docker) / http://127.0.0.1:5173 (dev)</w:t>
             </w:r>
           </w:p>
         </w:tc>
@@ -42528,7 +44825,7 @@
                 <w:sz w:val="22"/>
                 <w:szCs w:val="22"/>
               </w:rPr>
-              <w:t xml:space="preserve">Демо-доступ: пароль demo1234</w:t>
+              <w:t xml:space="preserve">Демо-вход demo1234 — только локально; на проде выключен</w:t>
             </w:r>
           </w:p>
         </w:tc>
@@ -43125,7 +45422,7 @@
         <w:rPr>
           <w:rFonts w:ascii="Times New Roman" w:cs="Times New Roman" w:eastAsia="Times New Roman" w:hAnsi="Times New Roman"/>
         </w:rPr>
-        <w:t xml:space="preserve">Нужно развивать веб-сервис приюта «Добрый дом» вокруг основного сценария: кандидат подбирает питомца по совместимости, заполняет анкету из четырёх шагов и получает решение приюта. Прототип уже работает целиком: каталог, подбор, заявка, кабинеты кандидата и сотрудника, серверная проверка прав и данных, Docker и CI. Следующий шаг — закрыть открытые вопросы по правилам заявок и брони, добавить уведомления кандидату о смене статуса и экран для анкет волонтёров и обращений. Метрики для проверки гипотезы уже считаются на сервере — их нужно снять на рабочей базе и задать целевые значения.</w:t>
+        <w:t xml:space="preserve">Нужно развивать веб-сервис приюта «Добрый дом» вокруг основного сценария: кандидат подбирает питомца по совместимости, заполняет анкету из четырёх шагов и получает решение приюта. Сервис уже работает целиком и выкачен в прод: каталог, подбор, заявка, кабинеты кандидата и сотрудника, серверная проверка прав и данных, Postgres, HTTPS, Docker и CI. Следующий шаг — закрыть открытые вопросы по правилам заявок и брони, добавить уведомления кандидату о смене статуса и экран для анкет волонтёров и обращений. Метрики для проверки гипотезы уже считаются на сервере — их нужно снять на рабочей базе и задать целевые значения (пока задано одно — 60 дней до дома).</w:t>
       </w:r>
     </w:p>
     <w:p>
@@ -43153,7 +45450,7 @@
         <w:rPr>
           <w:rFonts w:ascii="Times New Roman" w:cs="Times New Roman" w:eastAsia="Times New Roman" w:hAnsi="Times New Roman"/>
         </w:rPr>
-        <w:t xml:space="preserve">Каталог, карточка, подбор, заявка, кабинет кандидата, кабинет сотрудника, роли, /investors (раздел 2.1).</w:t>
+        <w:t xml:space="preserve">Каталог, карточка, подбор, заявка, кабинет кандидата, кабинет сотрудника, роли, /investors, фейкдоры доната и соцсетей, журнал действий (раздел 2.1).</w:t>
       </w:r>
     </w:p>
     <w:p>
@@ -44107,7 +46404,7 @@
                 <w:sz w:val="22"/>
                 <w:szCs w:val="22"/>
               </w:rPr>
-              <w:t xml:space="preserve">Подбор сессий / пароля</w:t>
+              <w:t xml:space="preserve">Подбор пароля / кража сессии</w:t>
             </w:r>
           </w:p>
         </w:tc>
@@ -44140,7 +46437,7 @@
                 <w:sz w:val="22"/>
                 <w:szCs w:val="22"/>
               </w:rPr>
-              <w:t xml:space="preserve">Средняя</w:t>
+              <w:t xml:space="preserve">Низкая</w:t>
             </w:r>
           </w:p>
         </w:tc>
@@ -44206,7 +46503,7 @@
                 <w:sz w:val="22"/>
                 <w:szCs w:val="22"/>
               </w:rPr>
-              <w:t xml:space="preserve">Лимит попыток входа, срок жизни сессии</w:t>
+              <w:t xml:space="preserve">Сделано: лимит неудачных входов, HTTPS. Осталось: срок жизни сессии</w:t>
             </w:r>
           </w:p>
         </w:tc>
@@ -44241,7 +46538,7 @@
                 <w:sz w:val="22"/>
                 <w:szCs w:val="22"/>
               </w:rPr>
-              <w:t xml:space="preserve">Рост данных</w:t>
+              <w:t xml:space="preserve">Потеря данных</w:t>
             </w:r>
           </w:p>
         </w:tc>
@@ -44307,7 +46604,7 @@
                 <w:sz w:val="22"/>
                 <w:szCs w:val="22"/>
               </w:rPr>
-              <w:t xml:space="preserve">Среднее</w:t>
+              <w:t xml:space="preserve">Высокое</w:t>
             </w:r>
           </w:p>
         </w:tc>
@@ -44340,7 +46637,7 @@
                 <w:sz w:val="22"/>
                 <w:szCs w:val="22"/>
               </w:rPr>
-              <w:t xml:space="preserve">Переход на SQLite/Postgres</w:t>
+              <w:t xml:space="preserve">Сделано: Postgres. Осталось: автоматические резервные копии вне сервера</w:t>
             </w:r>
           </w:p>
         </w:tc>
@@ -44608,7 +46905,7 @@
           <w:sz w:val="20"/>
           <w:szCs w:val="20"/>
         </w:rPr>
-        <w:t xml:space="preserve">Данные: одобряется 19% рассмотренных заявок, решение за 3 дня, путь до дома</w:t>
+        <w:t xml:space="preserve">Данные: одобряется 21% рассмотренных заявок, решение за 3,2 дня, путь до дома</w:t>
       </w:r>
     </w:p>
     <w:p>
@@ -44622,7 +46919,7 @@
           <w:sz w:val="20"/>
           <w:szCs w:val="20"/>
         </w:rPr>
-        <w:t xml:space="preserve">87 дней; частые отказы — «не удалось связаться», съёмное жильё, содержание</w:t>
+        <w:t xml:space="preserve">60 дней (это и цель); частые отказы — выбрали другую семью, командировки,</w:t>
       </w:r>
     </w:p>
     <w:p>
@@ -44636,7 +46933,7 @@
           <w:sz w:val="20"/>
           <w:szCs w:val="20"/>
         </w:rPr>
-        <w:t xml:space="preserve">на улице, командировки.</w:t>
+        <w:t xml:space="preserve">«не удалось связаться», съёмное жильё.</w:t>
       </w:r>
     </w:p>
     <w:p>
@@ -45182,7 +47479,7 @@
           <w:iCs/>
           <w:color w:val="555555"/>
         </w:rPr>
-        <w:t xml:space="preserve">Документ составлен по коду и данным проекта на 06.10.2026. При изменении кода сверяйте разделы 7–9 с server/app.ts, server/schemas.ts и src/lib/types.ts.</w:t>
+        <w:t xml:space="preserve">Документ составлен по коду и данным проекта на 06.10.2026, обновлён 15.10.2026. При изменении кода сверяйте разделы 7–9 с server/app.ts, server/schemas.ts и src/lib/types.ts.</w:t>
       </w:r>
     </w:p>
     <w:sectPr>

--- a/docs/Добрый_дом_Артефакты_MVP.docx
+++ b/docs/Добрый_дом_Артефакты_MVP.docx
@@ -251,7 +251,7 @@
                 <w:sz w:val="22"/>
                 <w:szCs w:val="22"/>
               </w:rPr>
-              <w:t xml:space="preserve">github.com/VitalyKruk/dobryi-dom, ветка main, коммит 19a2cf9</w:t>
+              <w:t xml:space="preserve">github.com/VitalyKruk/dobryi-dom, ветка main, коммит a8b5e23</w:t>
             </w:r>
           </w:p>
         </w:tc>
@@ -387,7 +387,7 @@
                 <w:sz w:val="22"/>
                 <w:szCs w:val="22"/>
               </w:rPr>
-              <w:t xml:space="preserve">15.10.2026: прод https://dobryi-dom-s-hvostikamy.ru и Docker-стенд на чистых демо-данных</w:t>
+              <w:t xml:space="preserve">16.10.2026: прод https://dobryi-dom-s-hvostikamy.ru и Docker-стенд на чистых демо-данных</w:t>
             </w:r>
           </w:p>
         </w:tc>
@@ -2674,7 +2674,7 @@
         <w:rPr>
           <w:rFonts w:ascii="Times New Roman" w:cs="Times New Roman" w:eastAsia="Times New Roman" w:hAnsi="Times New Roman"/>
         </w:rPr>
-        <w:t xml:space="preserve">На демо-данных за 12 недель одобрено 21% рассмотренных заявок. Среди 34 отказов чаще всего: «Выбрали семью, которая подошла чуть больше» (12), «Кандидат часто в командировках» (6), «Не удалось связаться» (4), «Съёмная квартира, хозяин против животных» (4), «Планировали держать питомца на улице» (3). Ещё 34 из 92 заявок в базе кандидаты отозвали сами.</w:t>
+        <w:t xml:space="preserve">На демо-данных за 12 недель одобрено 18% рассмотренных заявок. Среди 41 отказа чаще всего: «Кандидат часто в командировках» (9), «Выбрали семью, которая подошла чуть больше» (9), «Не удалось связаться» (7), «Планировали держать питомца на улице» (6), «Съёмная квартира, хозяин против животных» (6). Ещё 32 из 94 заявок в базе кандидаты отозвали сами.</w:t>
       </w:r>
     </w:p>
     <w:p>
@@ -3212,7 +3212,7 @@
                 <w:sz w:val="22"/>
                 <w:szCs w:val="22"/>
               </w:rPr>
-              <w:t xml:space="preserve">Обновлять статусы питомцев, читать заявки, оставлять комментарии</w:t>
+              <w:t xml:space="preserve">Смотреть карточки с внутренними заметками, читать заявки, оставлять комментарии</w:t>
             </w:r>
           </w:p>
         </w:tc>
@@ -3406,7 +3406,7 @@
           <w:iCs/>
           <w:color w:val="3A3630"/>
         </w:rPr>
-        <w:t xml:space="preserve">Факт из демо-данных: 89 из 92 заявок подано без аккаунта — основной сценарий проходит гость.</w:t>
+        <w:t xml:space="preserve">Факт из демо-данных: 91 из 94 заявок подано без аккаунта — основной сценарий проходит гость.</w:t>
       </w:r>
     </w:p>
     <w:p>
@@ -3879,7 +3879,7 @@
                 <w:sz w:val="22"/>
                 <w:szCs w:val="22"/>
               </w:rPr>
-              <w:t xml:space="preserve">21% (12 недель)</w:t>
+              <w:t xml:space="preserve">18% (12 недель)</w:t>
             </w:r>
           </w:p>
         </w:tc>
@@ -4013,7 +4013,7 @@
                 <w:sz w:val="22"/>
                 <w:szCs w:val="22"/>
               </w:rPr>
-              <w:t xml:space="preserve">3,2 дня</w:t>
+              <w:t xml:space="preserve">2,8 дня</w:t>
             </w:r>
           </w:p>
         </w:tc>
@@ -4281,7 +4281,7 @@
                 <w:sz w:val="22"/>
                 <w:szCs w:val="22"/>
               </w:rPr>
-              <w:t xml:space="preserve">4 из 34 отказов (12%)</w:t>
+              <w:t xml:space="preserve">7 из 41 отказа (17%)</w:t>
             </w:r>
           </w:p>
         </w:tc>
@@ -4415,7 +4415,7 @@
                 <w:sz w:val="22"/>
                 <w:szCs w:val="22"/>
               </w:rPr>
-              <w:t xml:space="preserve">34 из 92 (37%)</w:t>
+              <w:t xml:space="preserve">32 из 94 (34%)</w:t>
             </w:r>
           </w:p>
         </w:tc>
@@ -4750,7 +4750,7 @@
         <w:rPr>
           <w:rFonts w:ascii="Times New Roman" w:cs="Times New Roman" w:eastAsia="Times New Roman" w:hAnsi="Times New Roman"/>
         </w:rPr>
-        <w:t xml:space="preserve">Фото питомцев — только загруженные через форму (JPG/PNG/WebP до 5 МБ) или с images.unsplash.com.</w:t>
+        <w:t xml:space="preserve">Фото питомцев — только загруженные через форму (JPG/PNG/WebP до 5 МБ) или из демо-набора /photos/ на нашем сервере (Unsplash в России без VPN недоступен).</w:t>
       </w:r>
     </w:p>
     <w:p>
@@ -4952,7 +4952,7 @@
                 <w:sz w:val="22"/>
                 <w:szCs w:val="22"/>
               </w:rPr>
-              <w:t xml:space="preserve">«Не удалось связаться» — 4 из 34 отказов, 4 заявки ждут ответа дольше 3 дней; уведомлений о смене статуса нет</w:t>
+              <w:t xml:space="preserve">«Не удалось связаться» — 7 из 41 отказа, 4 заявки ждут ответа дольше 3 дней; уведомлений о смене статуса нет</w:t>
             </w:r>
           </w:p>
         </w:tc>
@@ -27361,7 +27361,7 @@
                 <w:sz w:val="22"/>
                 <w:szCs w:val="22"/>
               </w:rPr>
-              <w:t xml:space="preserve">1–8; /uploads/… или images.unsplash.com</w:t>
+              <w:t xml:space="preserve">1–8; /uploads/… или /photos/…</w:t>
             </w:r>
           </w:p>
         </w:tc>
@@ -29776,7 +29776,7 @@
                 <w:sz w:val="22"/>
                 <w:szCs w:val="22"/>
               </w:rPr>
-              <w:t xml:space="preserve">PUT — админ; PATCH status — персонал</w:t>
+              <w:t xml:space="preserve">PUT и PATCH status — админ</w:t>
             </w:r>
           </w:p>
         </w:tc>
@@ -29842,7 +29842,7 @@
                 <w:sz w:val="22"/>
                 <w:szCs w:val="22"/>
               </w:rPr>
-              <w:t xml:space="preserve">Админ; статус — волонтёр и админ</w:t>
+              <w:t xml:space="preserve">Админ</w:t>
             </w:r>
           </w:p>
         </w:tc>
@@ -31952,7 +31952,7 @@
                 <w:sz w:val="22"/>
                 <w:szCs w:val="22"/>
               </w:rPr>
-              <w:t xml:space="preserve">Админка: дашборд, питомцы (только статус), заявки (просмотр и комментарии)</w:t>
+              <w:t xml:space="preserve">Админка: дашборд, питомцы (просмотр и внутренние заметки), заявки (просмотр и комментарии)</w:t>
             </w:r>
           </w:p>
         </w:tc>
@@ -31985,7 +31985,7 @@
                 <w:sz w:val="22"/>
                 <w:szCs w:val="22"/>
               </w:rPr>
-              <w:t xml:space="preserve">Создавать/редактировать/удалять питомцев, менять статус заявки, волонтёры и роли, сброс демо-данных</w:t>
+              <w:t xml:space="preserve">Создавать/редактировать/удалять питомцев, менять статус питомца и заявки, волонтёры и роли, сброс демо-данных</w:t>
             </w:r>
           </w:p>
         </w:tc>
@@ -35399,140 +35399,6 @@
                 <w:sz w:val="22"/>
                 <w:szCs w:val="22"/>
               </w:rPr>
-              <w:t xml:space="preserve">images.unsplash.com</w:t>
-            </w:r>
-          </w:p>
-        </w:tc>
-        <w:tc>
-          <w:tcPr>
-            <w:tcW w:type="dxa" w:w="3938"/>
-            <w:tcBorders>
-              <w:top w:val="single" w:color="808080" w:sz="4"/>
-              <w:left w:val="single" w:color="808080" w:sz="4"/>
-              <w:bottom w:val="single" w:color="808080" w:sz="4"/>
-              <w:right w:val="single" w:color="808080" w:sz="4"/>
-            </w:tcBorders>
-            <w:tcMar>
-              <w:top w:type="dxa" w:w="60"/>
-              <w:left w:type="dxa" w:w="100"/>
-              <w:bottom w:type="dxa" w:w="60"/>
-              <w:right w:type="dxa" w:w="100"/>
-            </w:tcMar>
-            <w:vAlign w:val="center"/>
-          </w:tcPr>
-          <w:p>
-            <w:pPr>
-              <w:jc w:val="left"/>
-            </w:pPr>
-            <w:r>
-              <w:rPr>
-                <w:rFonts w:ascii="Times New Roman" w:cs="Times New Roman" w:eastAsia="Times New Roman" w:hAnsi="Times New Roman"/>
-                <w:b w:val="false"/>
-                <w:bCs w:val="false"/>
-                <w:sz w:val="22"/>
-                <w:szCs w:val="22"/>
-              </w:rPr>
-              <w:t xml:space="preserve">Фото питомцев в демо-данных (загрузка по прямым ссылкам)</w:t>
-            </w:r>
-          </w:p>
-        </w:tc>
-        <w:tc>
-          <w:tcPr>
-            <w:tcW w:type="dxa" w:w="1312"/>
-            <w:tcBorders>
-              <w:top w:val="single" w:color="808080" w:sz="4"/>
-              <w:left w:val="single" w:color="808080" w:sz="4"/>
-              <w:bottom w:val="single" w:color="808080" w:sz="4"/>
-              <w:right w:val="single" w:color="808080" w:sz="4"/>
-            </w:tcBorders>
-            <w:tcMar>
-              <w:top w:type="dxa" w:w="60"/>
-              <w:left w:type="dxa" w:w="100"/>
-              <w:bottom w:type="dxa" w:w="60"/>
-              <w:right w:type="dxa" w:w="100"/>
-            </w:tcMar>
-            <w:vAlign w:val="center"/>
-          </w:tcPr>
-          <w:p>
-            <w:pPr>
-              <w:jc w:val="left"/>
-            </w:pPr>
-            <w:r>
-              <w:rPr>
-                <w:rFonts w:ascii="Times New Roman" w:cs="Times New Roman" w:eastAsia="Times New Roman" w:hAnsi="Times New Roman"/>
-                <w:b w:val="false"/>
-                <w:bCs w:val="false"/>
-                <w:sz w:val="22"/>
-                <w:szCs w:val="22"/>
-              </w:rPr>
-              <w:t xml:space="preserve">Средняя</w:t>
-            </w:r>
-          </w:p>
-        </w:tc>
-        <w:tc>
-          <w:tcPr>
-            <w:tcW w:type="dxa" w:w="1644"/>
-            <w:tcBorders>
-              <w:top w:val="single" w:color="808080" w:sz="4"/>
-              <w:left w:val="single" w:color="808080" w:sz="4"/>
-              <w:bottom w:val="single" w:color="808080" w:sz="4"/>
-              <w:right w:val="single" w:color="808080" w:sz="4"/>
-            </w:tcBorders>
-            <w:tcMar>
-              <w:top w:type="dxa" w:w="60"/>
-              <w:left w:type="dxa" w:w="100"/>
-              <w:bottom w:type="dxa" w:w="60"/>
-              <w:right w:type="dxa" w:w="100"/>
-            </w:tcMar>
-            <w:vAlign w:val="center"/>
-          </w:tcPr>
-          <w:p>
-            <w:pPr>
-              <w:jc w:val="left"/>
-            </w:pPr>
-            <w:r>
-              <w:rPr>
-                <w:rFonts w:ascii="Times New Roman" w:cs="Times New Roman" w:eastAsia="Times New Roman" w:hAnsi="Times New Roman"/>
-                <w:b w:val="false"/>
-                <w:bCs w:val="false"/>
-                <w:sz w:val="22"/>
-                <w:szCs w:val="22"/>
-              </w:rPr>
-              <w:t xml:space="preserve">Не задано</w:t>
-            </w:r>
-          </w:p>
-        </w:tc>
-      </w:tr>
-      <w:tr>
-        <w:tc>
-          <w:tcPr>
-            <w:tcW w:type="dxa" w:w="2461"/>
-            <w:tcBorders>
-              <w:top w:val="single" w:color="808080" w:sz="4"/>
-              <w:left w:val="single" w:color="808080" w:sz="4"/>
-              <w:bottom w:val="single" w:color="808080" w:sz="4"/>
-              <w:right w:val="single" w:color="808080" w:sz="4"/>
-            </w:tcBorders>
-            <w:tcMar>
-              <w:top w:type="dxa" w:w="60"/>
-              <w:left w:type="dxa" w:w="100"/>
-              <w:bottom w:type="dxa" w:w="60"/>
-              <w:right w:type="dxa" w:w="100"/>
-            </w:tcMar>
-            <w:vAlign w:val="center"/>
-          </w:tcPr>
-          <w:p>
-            <w:pPr>
-              <w:jc w:val="left"/>
-            </w:pPr>
-            <w:r>
-              <w:rPr>
-                <w:rFonts w:ascii="Times New Roman" w:cs="Times New Roman" w:eastAsia="Times New Roman" w:hAnsi="Times New Roman"/>
-                <w:b w:val="false"/>
-                <w:bCs w:val="false"/>
-                <w:sz w:val="22"/>
-                <w:szCs w:val="22"/>
-              </w:rPr>
               <w:t xml:space="preserve">OpenStreetMap (iframe)</w:t>
             </w:r>
           </w:p>
@@ -36724,7 +36590,7 @@
         <w:rPr>
           <w:rFonts w:ascii="Times New Roman" w:cs="Times New Roman" w:eastAsia="Times New Roman" w:hAnsi="Times New Roman"/>
         </w:rPr>
-        <w:t xml:space="preserve">10.2. Описание интеграции: images.unsplash.com</w:t>
+        <w:t xml:space="preserve">10.2. Описание интеграции: OpenStreetMap</w:t>
       </w:r>
     </w:p>
     <w:p>
@@ -36743,7 +36609,7 @@
         <w:rPr>
           <w:rFonts w:ascii="Times New Roman" w:cs="Times New Roman" w:eastAsia="Times New Roman" w:hAnsi="Times New Roman"/>
         </w:rPr>
-        <w:t xml:space="preserve">Показ фотографий питомцев из демо-набора.</w:t>
+        <w:t xml:space="preserve">Карта «Как нас найти» на /about и /contacts.</w:t>
       </w:r>
     </w:p>
     <w:p>
@@ -36762,7 +36628,7 @@
         <w:rPr>
           <w:rFonts w:ascii="Times New Roman" w:cs="Times New Roman" w:eastAsia="Times New Roman" w:hAnsi="Times New Roman"/>
         </w:rPr>
-        <w:t xml:space="preserve">При показе карточек и галерей (браузер грузит изображение по ссылке).</w:t>
+        <w:t xml:space="preserve">При открытии страницы браузер загружает карту во фрейме; Content-Security-Policy разрешает только этот фрейм.</w:t>
       </w:r>
     </w:p>
     <w:p>
@@ -36781,7 +36647,7 @@
         <w:rPr>
           <w:rFonts w:ascii="Times New Roman" w:cs="Times New Roman" w:eastAsia="Times New Roman" w:hAnsi="Times New Roman"/>
         </w:rPr>
-        <w:t xml:space="preserve">Только запрос изображения; персональные данные не передаются.</w:t>
+        <w:t xml:space="preserve">Только запрос карты с координатами приюта; персональные данные не передаются.</w:t>
       </w:r>
     </w:p>
     <w:p>
@@ -36800,7 +36666,7 @@
         <w:rPr>
           <w:rFonts w:ascii="Times New Roman" w:cs="Times New Roman" w:eastAsia="Times New Roman" w:hAnsi="Times New Roman"/>
         </w:rPr>
-        <w:t xml:space="preserve">Изображение, кадрированное по параметрам ссылки.</w:t>
+        <w:t xml:space="preserve">Карту с меткой приюта.</w:t>
       </w:r>
     </w:p>
     <w:p>
@@ -36819,7 +36685,7 @@
         <w:rPr>
           <w:rFonts w:ascii="Times New Roman" w:cs="Times New Roman" w:eastAsia="Times New Roman" w:hAnsi="Times New Roman"/>
         </w:rPr>
-        <w:t xml:space="preserve">Показываем заглушку с лапкой вместо фото.</w:t>
+        <w:t xml:space="preserve">Фрейм остаётся пустым; адрес и часы работы написаны рядом текстом.</w:t>
       </w:r>
     </w:p>
     <w:p>
@@ -40023,7 +39889,7 @@
           <w:iCs/>
           <w:color w:val="3A3630"/>
         </w:rPr>
-        <w:t xml:space="preserve">Проверка: интеграционные тесты API (npm run test:api — 35 тестов, npm run test:postgres — 37 на Postgres) и ручной прогон в браузере 06.10.2026.</w:t>
+        <w:t xml:space="preserve">Проверка: интеграционные тесты API (npm run test:api — 38 тестов, npm run test:postgres — 40 на Postgres) и ручной прогон в браузере 06.10.2026.</w:t>
       </w:r>
     </w:p>
     <w:p>
@@ -40290,7 +40156,7 @@
           <w:sz w:val="26"/>
           <w:szCs w:val="26"/>
         </w:rPr>
-        <w:t xml:space="preserve">Статус на 15.10.2026</w:t>
+        <w:t xml:space="preserve">Статус на 16.10.2026</w:t>
       </w:r>
     </w:p>
     <w:p>
@@ -42811,7 +42677,7 @@
                 <w:sz w:val="22"/>
                 <w:szCs w:val="22"/>
               </w:rPr>
-              <w:t xml:space="preserve">Заглушка вместо фото</w:t>
+              <w:t xml:space="preserve">Карта: пустой фрейм, адрес написан текстом</w:t>
             </w:r>
           </w:p>
         </w:tc>
@@ -43959,6 +43825,97 @@
                 <w:szCs w:val="22"/>
               </w:rPr>
               <w:t xml:space="preserve">Развёрнуто в проде с HTTPS</w:t>
+            </w:r>
+          </w:p>
+        </w:tc>
+        <w:tc>
+          <w:tcPr>
+            <w:tcW w:type="dxa" w:w="1212"/>
+            <w:tcBorders>
+              <w:top w:val="single" w:color="808080" w:sz="4"/>
+              <w:left w:val="single" w:color="808080" w:sz="4"/>
+              <w:bottom w:val="single" w:color="808080" w:sz="4"/>
+              <w:right w:val="single" w:color="808080" w:sz="4"/>
+            </w:tcBorders>
+            <w:tcMar>
+              <w:top w:type="dxa" w:w="60"/>
+              <w:left w:type="dxa" w:w="100"/>
+              <w:bottom w:type="dxa" w:w="60"/>
+              <w:right w:type="dxa" w:w="100"/>
+            </w:tcMar>
+            <w:vAlign w:val="center"/>
+          </w:tcPr>
+          <w:p>
+            <w:pPr>
+              <w:jc w:val="left"/>
+            </w:pPr>
+            <w:r>
+              <w:rPr>
+                <w:rFonts w:ascii="Times New Roman" w:cs="Times New Roman" w:eastAsia="Times New Roman" w:hAnsi="Times New Roman"/>
+                <w:b w:val="false"/>
+                <w:bCs w:val="false"/>
+                <w:sz w:val="22"/>
+                <w:szCs w:val="22"/>
+              </w:rPr>
+              <w:t xml:space="preserve">☑</w:t>
+            </w:r>
+          </w:p>
+        </w:tc>
+        <w:tc>
+          <w:tcPr>
+            <w:tcW w:type="dxa" w:w="3986"/>
+            <w:tcBorders>
+              <w:top w:val="single" w:color="808080" w:sz="4"/>
+              <w:left w:val="single" w:color="808080" w:sz="4"/>
+              <w:bottom w:val="single" w:color="808080" w:sz="4"/>
+              <w:right w:val="single" w:color="808080" w:sz="4"/>
+            </w:tcBorders>
+            <w:tcMar>
+              <w:top w:type="dxa" w:w="60"/>
+              <w:left w:type="dxa" w:w="100"/>
+              <w:bottom w:type="dxa" w:w="60"/>
+              <w:right w:type="dxa" w:w="100"/>
+            </w:tcMar>
+            <w:vAlign w:val="center"/>
+          </w:tcPr>
+          <w:p>
+            <w:pPr>
+              <w:jc w:val="left"/>
+            </w:pPr>
+          </w:p>
+        </w:tc>
+      </w:tr>
+      <w:tr>
+        <w:tc>
+          <w:tcPr>
+            <w:tcW w:type="dxa" w:w="4157"/>
+            <w:tcBorders>
+              <w:top w:val="single" w:color="808080" w:sz="4"/>
+              <w:left w:val="single" w:color="808080" w:sz="4"/>
+              <w:bottom w:val="single" w:color="808080" w:sz="4"/>
+              <w:right w:val="single" w:color="808080" w:sz="4"/>
+            </w:tcBorders>
+            <w:tcMar>
+              <w:top w:type="dxa" w:w="60"/>
+              <w:left w:type="dxa" w:w="100"/>
+              <w:bottom w:type="dxa" w:w="60"/>
+              <w:right w:type="dxa" w:w="100"/>
+            </w:tcMar>
+            <w:vAlign w:val="center"/>
+          </w:tcPr>
+          <w:p>
+            <w:pPr>
+              <w:jc w:val="left"/>
+            </w:pPr>
+            <w:r>
+              <w:rPr>
+                <w:rFonts w:ascii="Times New Roman" w:cs="Times New Roman" w:eastAsia="Times New Roman" w:hAnsi="Times New Roman"/>
+                <w:b w:val="false"/>
+                <w:bCs w:val="false"/>
+                <w:sz w:val="22"/>
+                <w:szCs w:val="22"/>
+              </w:rPr>
+              <w:t xml:space="preserve">Заголовки безопасности</w:t>
             </w:r>
           </w:p>
         </w:tc>
@@ -45950,7 +45907,7 @@
                 <w:sz w:val="22"/>
                 <w:szCs w:val="22"/>
               </w:rPr>
-              <w:t xml:space="preserve">Смена статуса питомца волонтёром</w:t>
+              <w:t xml:space="preserve">Смена статуса питомца администратором</w:t>
             </w:r>
           </w:p>
         </w:tc>
@@ -46905,7 +46862,7 @@
           <w:sz w:val="20"/>
           <w:szCs w:val="20"/>
         </w:rPr>
-        <w:t xml:space="preserve">Данные: одобряется 21% рассмотренных заявок, решение за 3,2 дня, путь до дома</w:t>
+        <w:t xml:space="preserve">Данные: одобряется 18% рассмотренных заявок, решение за 2,8 дня, путь до дома</w:t>
       </w:r>
     </w:p>
     <w:p>
@@ -46919,7 +46876,7 @@
           <w:sz w:val="20"/>
           <w:szCs w:val="20"/>
         </w:rPr>
-        <w:t xml:space="preserve">60 дней (это и цель); частые отказы — выбрали другую семью, командировки,</w:t>
+        <w:t xml:space="preserve">60 дней (это и цель); частые отказы — командировки, выбрали другую семью,</w:t>
       </w:r>
     </w:p>
     <w:p>
@@ -47479,7 +47436,7 @@
           <w:iCs/>
           <w:color w:val="555555"/>
         </w:rPr>
-        <w:t xml:space="preserve">Документ составлен по коду и данным проекта на 06.10.2026, обновлён 15.10.2026. При изменении кода сверяйте разделы 7–9 с server/app.ts, server/schemas.ts и src/lib/types.ts.</w:t>
+        <w:t xml:space="preserve">Документ составлен по коду и данным проекта на 06.10.2026, обновлён 16.10.2026. При изменении кода сверяйте разделы 7–9 с server/app.ts, server/schemas.ts и src/lib/types.ts.</w:t>
       </w:r>
     </w:p>
     <w:sectPr>
